--- a/Файлы по курсовому проекту/ПЗ КП Матигоров Никита Иванович.docx
+++ b/Файлы по курсовому проекту/ПЗ КП Матигоров Никита Иванович.docx
@@ -3167,7 +3167,13 @@
         <w:t>назначением</w:t>
       </w:r>
       <w:r>
-        <w:t xml:space="preserve"> подсистемы </w:t>
+        <w:t xml:space="preserve"> </w:t>
+      </w:r>
+      <w:r>
+        <w:t xml:space="preserve">разрабатываемой </w:t>
+      </w:r>
+      <w:r>
+        <w:t xml:space="preserve">подсистемы </w:t>
       </w:r>
       <w:r>
         <w:t>будет</w:t>
@@ -3198,13 +3204,28 @@
         <w:pStyle w:val="a3"/>
       </w:pPr>
       <w:r>
-        <w:t xml:space="preserve">Программное обеспечение </w:t>
+        <w:t>Подсистема</w:t>
+      </w:r>
+      <w:r>
+        <w:t xml:space="preserve"> </w:t>
       </w:r>
       <w:r>
         <w:t xml:space="preserve">будет использоваться </w:t>
       </w:r>
       <w:r>
-        <w:t xml:space="preserve">в деятельности "Юридического агентства "МИГ" (ИП </w:t>
+        <w:t xml:space="preserve">в деятельности </w:t>
+      </w:r>
+      <w:r>
+        <w:t>«Юридического агентства «</w:t>
+      </w:r>
+      <w:r>
+        <w:t>МИГ</w:t>
+      </w:r>
+      <w:r>
+        <w:t>»</w:t>
+      </w:r>
+      <w:r>
+        <w:t xml:space="preserve"> (ИП </w:t>
       </w:r>
       <w:proofErr w:type="spellStart"/>
       <w:r>
@@ -3212,7 +3233,13 @@
       </w:r>
       <w:proofErr w:type="spellEnd"/>
       <w:r>
-        <w:t xml:space="preserve"> Иван Геннадьевич)" при оказании правовых услуг в сфере защиты интеллектуальной собственн</w:t>
+        <w:t xml:space="preserve"> Иван Геннадьевич)</w:t>
+      </w:r>
+      <w:r>
+        <w:t>»</w:t>
+      </w:r>
+      <w:r>
+        <w:t xml:space="preserve"> при оказании правовых услуг в сфере защиты интеллектуальной собственн</w:t>
       </w:r>
       <w:r>
         <w:t>ости, авторских и смежных прав.</w:t>
@@ -3237,13 +3264,7 @@
         <w:pStyle w:val="a1"/>
       </w:pPr>
       <w:r>
-        <w:t>ю</w:t>
-      </w:r>
-      <w:r>
-        <w:t>ристы и специ</w:t>
-      </w:r>
-      <w:r>
-        <w:t>алисты по защите авторских прав;</w:t>
+        <w:t>юристы и специалисты по защите авторских прав;</w:t>
       </w:r>
     </w:p>
     <w:p>
@@ -3251,13 +3272,7 @@
         <w:pStyle w:val="a1"/>
       </w:pPr>
       <w:r>
-        <w:t>к</w:t>
-      </w:r>
-      <w:r>
-        <w:t>лиенты агентства</w:t>
-      </w:r>
-      <w:r>
-        <w:t>;</w:t>
+        <w:t>клиенты агентства;</w:t>
       </w:r>
     </w:p>
     <w:p>
@@ -3265,10 +3280,32 @@
         <w:pStyle w:val="a1"/>
       </w:pPr>
       <w:r>
-        <w:t>а</w:t>
-      </w:r>
-      <w:r>
-        <w:t>дминистратор подсистемы</w:t>
+        <w:t>администратор подсистемы.</w:t>
+      </w:r>
+    </w:p>
+    <w:p>
+      <w:pPr>
+        <w:pStyle w:val="2"/>
+      </w:pPr>
+      <w:r>
+        <w:t>Постановка задачи</w:t>
+      </w:r>
+    </w:p>
+    <w:p>
+      <w:pPr>
+        <w:pStyle w:val="a3"/>
+      </w:pPr>
+      <w:r>
+        <w:t>Необходимо разработать подсистему</w:t>
+      </w:r>
+      <w:r>
+        <w:t xml:space="preserve"> с</w:t>
+      </w:r>
+      <w:r>
+        <w:t xml:space="preserve"> веб-</w:t>
+      </w:r>
+      <w:r>
+        <w:t>интерфейсом пользователя</w:t>
       </w:r>
       <w:r>
         <w:t>.</w:t>
@@ -3279,47 +3316,112 @@
         <w:pStyle w:val="a3"/>
       </w:pPr>
       <w:r>
-        <w:t xml:space="preserve">Пользовательский интерфейс подсистемы должен быть динамичным, отзывчивым и интуитивно понятным для всех категорий пользователей, </w:t>
-      </w:r>
-      <w:proofErr w:type="spellStart"/>
-      <w:r>
-        <w:t>минимизируя</w:t>
-      </w:r>
-      <w:proofErr w:type="spellEnd"/>
-      <w:r>
-        <w:t xml:space="preserve"> человеческие ошибки при работе с </w:t>
-      </w:r>
-      <w:proofErr w:type="spellStart"/>
-      <w:r>
-        <w:t>медиафайлами</w:t>
-      </w:r>
-      <w:proofErr w:type="spellEnd"/>
-      <w:r>
-        <w:t>. Благодаря компонентному подходу веб-сайт обязан в режиме реального времени визуализировать сложные интерактивные отчеты и ход сканирования сети, а также предоставлять удобные инструменты для фильтрации и сортировки реестра совпадений. При этом элементы управления, формы загрузки изображений, функции экспорта документов (*.</w:t>
-      </w:r>
-      <w:proofErr w:type="spellStart"/>
-      <w:r>
-        <w:t>pdf</w:t>
-      </w:r>
-      <w:proofErr w:type="spellEnd"/>
-      <w:r>
-        <w:t>, *.</w:t>
-      </w:r>
-      <w:proofErr w:type="spellStart"/>
-      <w:r>
-        <w:t>docx</w:t>
-      </w:r>
-      <w:proofErr w:type="spellEnd"/>
-      <w:r>
-        <w:t>, *.</w:t>
-      </w:r>
-      <w:proofErr w:type="spellStart"/>
-      <w:r>
-        <w:t>xlsx</w:t>
-      </w:r>
-      <w:proofErr w:type="spellEnd"/>
-      <w:r>
-        <w:t>) и системные настройки должны динамически адаптироваться под конкретную роль пользователя — гостя, юриста или администратора.</w:t>
+        <w:t>Ф</w:t>
+      </w:r>
+      <w:r>
+        <w:t>ункциональные</w:t>
+      </w:r>
+      <w:r>
+        <w:t xml:space="preserve"> возможности подсистемы </w:t>
+      </w:r>
+      <w:r>
+        <w:t>должны</w:t>
+      </w:r>
+      <w:r>
+        <w:t xml:space="preserve"> </w:t>
+      </w:r>
+      <w:r>
+        <w:t>включа</w:t>
+      </w:r>
+      <w:r>
+        <w:t>ть</w:t>
+      </w:r>
+      <w:r>
+        <w:t xml:space="preserve"> в себя:</w:t>
+      </w:r>
+    </w:p>
+    <w:p>
+      <w:pPr>
+        <w:pStyle w:val="a1"/>
+      </w:pPr>
+      <w:r>
+        <w:t>з</w:t>
+      </w:r>
+      <w:r>
+        <w:t>агрузку и предварительную</w:t>
+      </w:r>
+      <w:r>
+        <w:t xml:space="preserve"> обработку</w:t>
+      </w:r>
+      <w:r>
+        <w:t xml:space="preserve"> исходных изображений;</w:t>
+      </w:r>
+    </w:p>
+    <w:p>
+      <w:pPr>
+        <w:pStyle w:val="a1"/>
+      </w:pPr>
+      <w:r>
+        <w:t>г</w:t>
+      </w:r>
+      <w:r>
+        <w:t>енерацию</w:t>
+      </w:r>
+      <w:r>
+        <w:t xml:space="preserve"> уникальных цифровых отпечатков;</w:t>
+      </w:r>
+    </w:p>
+    <w:p>
+      <w:pPr>
+        <w:pStyle w:val="a1"/>
+      </w:pPr>
+      <w:r>
+        <w:t>поиск и сканирование целевых Интернет-ресурсов;</w:t>
+      </w:r>
+    </w:p>
+    <w:p>
+      <w:pPr>
+        <w:pStyle w:val="a1"/>
+      </w:pPr>
+      <w:r>
+        <w:t>сравнение изображений и поиск совпадений;</w:t>
+      </w:r>
+    </w:p>
+    <w:p>
+      <w:pPr>
+        <w:pStyle w:val="a1"/>
+      </w:pPr>
+      <w:r>
+        <w:t>ф</w:t>
+      </w:r>
+      <w:r>
+        <w:t>ильтрацию и сортировку</w:t>
+      </w:r>
+      <w:r>
+        <w:t xml:space="preserve"> результатов поиска;</w:t>
+      </w:r>
+    </w:p>
+    <w:p>
+      <w:pPr>
+        <w:pStyle w:val="a1"/>
+      </w:pPr>
+      <w:r>
+        <w:lastRenderedPageBreak/>
+        <w:t>формирование детального реестра совпадений;</w:t>
+      </w:r>
+    </w:p>
+    <w:p>
+      <w:pPr>
+        <w:pStyle w:val="a1"/>
+      </w:pPr>
+      <w:r>
+        <w:t>экспорт отчетов о</w:t>
+      </w:r>
+      <w:r>
+        <w:t xml:space="preserve"> результатах проверки</w:t>
+      </w:r>
+      <w:r>
+        <w:t>.</w:t>
       </w:r>
     </w:p>
     <w:p>
@@ -3327,354 +3429,10 @@
         <w:pStyle w:val="a3"/>
       </w:pPr>
       <w:r>
-        <w:lastRenderedPageBreak/>
-        <w:t>Подсистема</w:t>
-      </w:r>
-      <w:r>
-        <w:t xml:space="preserve"> должна гарантировать высокий уровень конфиденциальности и целостности всей обрабатываемой информации, исключая несанкционированный доступ к базе данных и результатам проверок. Взаимодействие между клиентской частью и сервером обязано осуществляться исключительно </w:t>
-      </w:r>
-      <w:r>
-        <w:t>по защищенному протоколу HTTPS</w:t>
-      </w:r>
-      <w:r>
-        <w:t xml:space="preserve">. Авторизация пользователей должна базироваться на строгом разграничении ролей, при этом хранение паролей в СУБД </w:t>
-      </w:r>
-      <w:proofErr w:type="spellStart"/>
-      <w:r>
-        <w:t>PostgreSQL</w:t>
-      </w:r>
-      <w:proofErr w:type="spellEnd"/>
-      <w:r>
-        <w:t xml:space="preserve"> допускается только в зашифрованном виде с использованием </w:t>
-      </w:r>
-      <w:r>
-        <w:t xml:space="preserve">стойких механизмов </w:t>
-      </w:r>
-      <w:proofErr w:type="spellStart"/>
-      <w:r>
-        <w:t>хэширования</w:t>
-      </w:r>
-      <w:proofErr w:type="spellEnd"/>
-      <w:r>
-        <w:t xml:space="preserve"> </w:t>
-      </w:r>
-      <w:r>
-        <w:t xml:space="preserve">и уникальной «соли». Дополнительно подсистема должна обеспечивать безопасное объектно-реляционное взаимодействие через ORM-систему </w:t>
-      </w:r>
-      <w:proofErr w:type="spellStart"/>
-      <w:r>
-        <w:t>Entity</w:t>
-      </w:r>
-      <w:proofErr w:type="spellEnd"/>
-      <w:r>
-        <w:t xml:space="preserve"> </w:t>
-      </w:r>
-      <w:proofErr w:type="spellStart"/>
-      <w:r>
-        <w:t>Framework</w:t>
-      </w:r>
-      <w:proofErr w:type="spellEnd"/>
-      <w:r>
-        <w:t xml:space="preserve"> </w:t>
-      </w:r>
-      <w:proofErr w:type="spellStart"/>
-      <w:r>
-        <w:t>Core</w:t>
-      </w:r>
-      <w:proofErr w:type="spellEnd"/>
-      <w:r>
-        <w:t xml:space="preserve"> для защиты от SQL-инъекций, а также вести непрерывный аудит активности пользователей и </w:t>
-      </w:r>
-      <w:proofErr w:type="spellStart"/>
-      <w:r>
-        <w:t>логирование</w:t>
-      </w:r>
-      <w:proofErr w:type="spellEnd"/>
-      <w:r>
-        <w:t xml:space="preserve"> системных ошибок в журнале администратора.</w:t>
-      </w:r>
-    </w:p>
-    <w:p>
-      <w:pPr>
-        <w:pStyle w:val="2"/>
-      </w:pPr>
-      <w:r>
-        <w:t>Постановка задачи</w:t>
-      </w:r>
-    </w:p>
-    <w:p>
-      <w:pPr>
-        <w:pStyle w:val="a3"/>
-      </w:pPr>
-      <w:r>
-        <w:t xml:space="preserve">Подсистема </w:t>
-      </w:r>
-      <w:r>
-        <w:t xml:space="preserve">будет </w:t>
-      </w:r>
-      <w:r>
-        <w:t>представлена в качестве веб-сайта.</w:t>
-      </w:r>
-    </w:p>
-    <w:p>
-      <w:pPr>
-        <w:pStyle w:val="a3"/>
-      </w:pPr>
-      <w:r>
-        <w:t>Ф</w:t>
-      </w:r>
-      <w:r>
-        <w:t>ункциональные</w:t>
-      </w:r>
-      <w:r>
-        <w:t xml:space="preserve"> возможности подсистемы </w:t>
-      </w:r>
-      <w:r>
-        <w:t xml:space="preserve">будут </w:t>
-      </w:r>
-      <w:r>
-        <w:t>включают в себя:</w:t>
-      </w:r>
-    </w:p>
-    <w:p>
-      <w:pPr>
-        <w:pStyle w:val="a"/>
-      </w:pPr>
-      <w:r>
-        <w:t>з</w:t>
-      </w:r>
-      <w:r>
-        <w:t>агрузку и предварительная обработку</w:t>
-      </w:r>
-      <w:r>
-        <w:t xml:space="preserve"> исходных изображений;</w:t>
-      </w:r>
-    </w:p>
-    <w:p>
-      <w:pPr>
-        <w:pStyle w:val="a"/>
-      </w:pPr>
-      <w:r>
-        <w:t>г</w:t>
-      </w:r>
-      <w:r>
-        <w:t>енерацию</w:t>
-      </w:r>
-      <w:r>
-        <w:t xml:space="preserve"> </w:t>
-      </w:r>
-      <w:r>
-        <w:t>уникальных цифровых отпечатков</w:t>
-      </w:r>
-      <w:r>
-        <w:t>;</w:t>
-      </w:r>
-    </w:p>
-    <w:p>
-      <w:pPr>
-        <w:pStyle w:val="a"/>
-      </w:pPr>
-      <w:r>
-        <w:t>поиск и сканирование целевых И</w:t>
-      </w:r>
-      <w:r>
-        <w:t>нтернет-ресурсов;</w:t>
-      </w:r>
-    </w:p>
-    <w:p>
-      <w:pPr>
-        <w:pStyle w:val="a"/>
-      </w:pPr>
-      <w:r>
-        <w:t>с</w:t>
-      </w:r>
-      <w:r>
-        <w:t>равнение изображений и поиск совпадений;</w:t>
-      </w:r>
-    </w:p>
-    <w:p>
-      <w:pPr>
-        <w:pStyle w:val="a"/>
-      </w:pPr>
-      <w:r>
-        <w:t>ф</w:t>
-      </w:r>
-      <w:r>
-        <w:t>ильтрацию и сортировку</w:t>
-      </w:r>
-      <w:r>
-        <w:t xml:space="preserve"> результатов поиска;</w:t>
-      </w:r>
-    </w:p>
-    <w:p>
-      <w:pPr>
-        <w:pStyle w:val="a"/>
-      </w:pPr>
-      <w:r>
-        <w:t>ф</w:t>
-      </w:r>
-      <w:r>
-        <w:t>ормирование детального реестра совпадений;</w:t>
-      </w:r>
-    </w:p>
-    <w:p>
-      <w:pPr>
-        <w:pStyle w:val="a"/>
-      </w:pPr>
-      <w:r>
-        <w:t>э</w:t>
-      </w:r>
-      <w:r>
-        <w:t>кспорт отчетов о нарушениях.</w:t>
-      </w:r>
-    </w:p>
-    <w:p>
-      <w:pPr>
-        <w:pStyle w:val="a3"/>
-      </w:pPr>
-      <w:r>
-        <w:t xml:space="preserve">Подсистема </w:t>
-      </w:r>
-      <w:r>
-        <w:t>должна иметь</w:t>
-      </w:r>
-      <w:r>
-        <w:t xml:space="preserve"> разграничение прав доступа по следующим ролям:</w:t>
-      </w:r>
-      <w:r>
-        <w:tab/>
-      </w:r>
-    </w:p>
-    <w:p>
-      <w:pPr>
-        <w:pStyle w:val="a"/>
-        <w:numPr>
-          <w:ilvl w:val="0"/>
-          <w:numId w:val="13"/>
-        </w:numPr>
-      </w:pPr>
-      <w:r>
-        <w:t>н</w:t>
-      </w:r>
-      <w:r>
-        <w:t>еавторизованный пользователь (гость): доступ к форме авторизации в системе, просмотр общей спр</w:t>
-      </w:r>
-      <w:r>
-        <w:t>авочной информации о подсистеме;</w:t>
-      </w:r>
-    </w:p>
-    <w:p>
-      <w:pPr>
-        <w:pStyle w:val="a"/>
-        <w:numPr>
-          <w:ilvl w:val="0"/>
-          <w:numId w:val="13"/>
-        </w:numPr>
-      </w:pPr>
-      <w:r>
-        <w:lastRenderedPageBreak/>
-        <w:t>ю</w:t>
-      </w:r>
-      <w:r>
-        <w:t>рист (специалист по авторскому праву): загрузка исходных изображений для поиска, запуск процессов сканирования и поиска дубликатов в сети и социальных сетях, просмотр, фильтрация и сортировка результатов поиска, формирование, сохранение и экспорт юридических отчетов в форматах *.</w:t>
-      </w:r>
-      <w:proofErr w:type="spellStart"/>
-      <w:r>
-        <w:t>pdf</w:t>
-      </w:r>
-      <w:proofErr w:type="spellEnd"/>
-      <w:r>
-        <w:t xml:space="preserve"> /</w:t>
-      </w:r>
-      <w:r>
-        <w:t xml:space="preserve"> *.</w:t>
-      </w:r>
-      <w:proofErr w:type="spellStart"/>
-      <w:r>
-        <w:t>docx</w:t>
-      </w:r>
-      <w:proofErr w:type="spellEnd"/>
-      <w:r>
-        <w:t xml:space="preserve"> / *.</w:t>
-      </w:r>
-      <w:proofErr w:type="spellStart"/>
-      <w:r>
-        <w:t>xlsx</w:t>
-      </w:r>
-      <w:proofErr w:type="spellEnd"/>
-      <w:r>
-        <w:t>;</w:t>
-      </w:r>
-    </w:p>
-    <w:p>
-      <w:pPr>
-        <w:pStyle w:val="a"/>
-        <w:numPr>
-          <w:ilvl w:val="0"/>
-          <w:numId w:val="13"/>
-        </w:numPr>
-      </w:pPr>
-      <w:r>
-        <w:t>а</w:t>
-      </w:r>
-      <w:r>
-        <w:t xml:space="preserve">дминистратор системы: полный доступ ко всем функциональным возможностям системы, управление учетными записями пользователей, настройка параметров подсистемы, просмотр системных логов (журнала ошибок) и аудит активности пользователей, очистка или оптимизация базы данных перцептивных </w:t>
-      </w:r>
-      <w:proofErr w:type="spellStart"/>
-      <w:r>
-        <w:t>хешей</w:t>
-      </w:r>
-      <w:proofErr w:type="spellEnd"/>
-      <w:r>
-        <w:t>.</w:t>
-      </w:r>
-    </w:p>
-    <w:p>
-      <w:pPr>
-        <w:pStyle w:val="2"/>
-      </w:pPr>
-      <w:r>
-        <w:t>Выбор состава программных и технических средств</w:t>
-      </w:r>
-    </w:p>
-    <w:p>
-      <w:pPr>
-        <w:pStyle w:val="a3"/>
-      </w:pPr>
-      <w:r>
-        <w:t xml:space="preserve">Для реализации пользовательского интерфейса (клиентской части) подсистемы нахождения дубликатов фотографий обосновано использование компонентного подхода на базе современных </w:t>
-      </w:r>
-      <w:proofErr w:type="spellStart"/>
-      <w:r>
-        <w:t>JavaScript-фреймворков</w:t>
-      </w:r>
-      <w:proofErr w:type="spellEnd"/>
-      <w:r>
-        <w:t>. Выбор данных средств обусловлен необходимостью создания динамичного, отзывчивого интерфейса, способного в реальном времени отображать сложные интерактивные отчеты и ход процесса сканирования сети.</w:t>
-      </w:r>
-    </w:p>
-    <w:p>
-      <w:pPr>
-        <w:pStyle w:val="a3"/>
-      </w:pPr>
-      <w:r>
-        <w:t xml:space="preserve">Для реализации серверной логики, обработки изображений, взаимодействия с базой данных и обеспечения интеграции с поисковыми модулями выбран современный объектно-ориентированный стек технологий на базе платформы </w:t>
-      </w:r>
-      <w:proofErr w:type="spellStart"/>
-      <w:r>
-        <w:t>Microsoft</w:t>
-      </w:r>
-      <w:proofErr w:type="spellEnd"/>
-      <w:r>
-        <w:t>.</w:t>
-      </w:r>
-    </w:p>
-    <w:p>
-      <w:pPr>
-        <w:pStyle w:val="a3"/>
-      </w:pPr>
-      <w:r>
-        <w:t>Основные компоненты стека разработки серверной части:</w:t>
+        <w:t>В подсистеме должны быть следующие категории пользователей</w:t>
+      </w:r>
+      <w:r>
+        <w:t>:</w:t>
       </w:r>
     </w:p>
     <w:p>
@@ -3682,7 +3440,22 @@
         <w:pStyle w:val="a1"/>
       </w:pPr>
       <w:r>
-        <w:t>язык программирования C# и платформа .NET выступают в качестве основы для создания высокопроизводительных, масштабируемых и кроссплатформенных серверного приложения, и системы поиска, сканирования и анализа данных;</w:t>
+        <w:t>неавто</w:t>
+      </w:r>
+      <w:r>
+        <w:t>ризованный пользователь (гость)</w:t>
+      </w:r>
+      <w:r>
+        <w:t>:</w:t>
+      </w:r>
+      <w:r>
+        <w:t xml:space="preserve"> доступ к форме авторизации в системе</w:t>
+      </w:r>
+      <w:r>
+        <w:t xml:space="preserve"> и</w:t>
+      </w:r>
+      <w:r>
+        <w:t xml:space="preserve"> просмотр общей справочной информации о подсистеме;</w:t>
       </w:r>
     </w:p>
     <w:p>
@@ -3690,36 +3463,72 @@
         <w:pStyle w:val="a1"/>
       </w:pPr>
       <w:r>
-        <w:t xml:space="preserve">среда разработки </w:t>
-      </w:r>
-      <w:proofErr w:type="spellStart"/>
-      <w:r>
-        <w:t>Microsoft</w:t>
-      </w:r>
-      <w:proofErr w:type="spellEnd"/>
-      <w:r>
-        <w:t xml:space="preserve"> </w:t>
-      </w:r>
-      <w:proofErr w:type="spellStart"/>
-      <w:r>
-        <w:t>Visual</w:t>
-      </w:r>
-      <w:proofErr w:type="spellEnd"/>
-      <w:r>
-        <w:t xml:space="preserve"> </w:t>
-      </w:r>
-      <w:proofErr w:type="spellStart"/>
-      <w:r>
-        <w:t>Studio</w:t>
-      </w:r>
-      <w:proofErr w:type="spellEnd"/>
-      <w:r>
-        <w:t xml:space="preserve"> используемая для написания, отладки, профилирования и тест</w:t>
+        <w:t>юрист (специалист по авторскому прав</w:t>
+      </w:r>
+      <w:r>
+        <w:t>у): загрузка исходных изображений</w:t>
+      </w:r>
+      <w:r>
+        <w:t xml:space="preserve"> для поиска, запуск</w:t>
+      </w:r>
+      <w:r>
+        <w:t xml:space="preserve"> процессов</w:t>
+      </w:r>
+      <w:r>
+        <w:t xml:space="preserve"> сканирования и поиска дубликатов в</w:t>
+      </w:r>
+      <w:r>
+        <w:t xml:space="preserve"> сети и социальных сетях, просмотр</w:t>
+      </w:r>
+      <w:r>
+        <w:t>,</w:t>
+      </w:r>
+      <w:r>
+        <w:t xml:space="preserve"> фильтрация</w:t>
+      </w:r>
+      <w:r>
+        <w:t xml:space="preserve"> и </w:t>
+      </w:r>
+      <w:r>
+        <w:t xml:space="preserve">сортировка </w:t>
+      </w:r>
+      <w:r>
+        <w:t>р</w:t>
+      </w:r>
+      <w:r>
+        <w:t>езультатов</w:t>
+      </w:r>
+      <w:r>
+        <w:t xml:space="preserve"> поиска, формирование, сохра</w:t>
       </w:r>
       <w:bookmarkStart w:id="2" w:name="_GoBack"/>
       <w:bookmarkEnd w:id="2"/>
       <w:r>
-        <w:t>ирования серверного кода подсистемы;</w:t>
+        <w:t>нение и экспорт юридических отчетов в форматах *.</w:t>
+      </w:r>
+      <w:proofErr w:type="spellStart"/>
+      <w:r>
+        <w:t>pdf</w:t>
+      </w:r>
+      <w:proofErr w:type="spellEnd"/>
+      <w:r>
+        <w:t xml:space="preserve"> / *.</w:t>
+      </w:r>
+      <w:proofErr w:type="spellStart"/>
+      <w:r>
+        <w:t>docx</w:t>
+      </w:r>
+      <w:proofErr w:type="spellEnd"/>
+      <w:r>
+        <w:t xml:space="preserve"> / *.</w:t>
+      </w:r>
+      <w:proofErr w:type="spellStart"/>
+      <w:r>
+        <w:t>xlsx</w:t>
+      </w:r>
+      <w:proofErr w:type="spellEnd"/>
+      <w:r>
+        <w:t>;</w:t>
       </w:r>
     </w:p>
     <w:p>
@@ -3727,7 +3536,364 @@
         <w:pStyle w:val="a1"/>
       </w:pPr>
       <w:r>
+        <w:t xml:space="preserve">администратор системы: полный доступ ко всем функциональным возможностям системы, управление учетными записями пользователей, настройка параметров подсистемы, просмотр системных логов (журнала ошибок) и аудит активности пользователей, очистка </w:t>
+      </w:r>
+      <w:r>
+        <w:t>и</w:t>
+      </w:r>
+      <w:r>
+        <w:t xml:space="preserve"> оптимизация </w:t>
+      </w:r>
+      <w:r>
+        <w:t>БД</w:t>
+      </w:r>
+      <w:r>
+        <w:t xml:space="preserve"> перцептивных </w:t>
+      </w:r>
+      <w:proofErr w:type="spellStart"/>
+      <w:r>
+        <w:t>хешей</w:t>
+      </w:r>
+      <w:proofErr w:type="spellEnd"/>
+      <w:r>
+        <w:t xml:space="preserve"> – цифровых «отпечатков» изображений, которые</w:t>
+      </w:r>
+      <w:r>
+        <w:t xml:space="preserve"> создаются</w:t>
+      </w:r>
+      <w:r>
+        <w:t xml:space="preserve"> на основе его визуальных характеристик, а не двоичного кода</w:t>
+      </w:r>
+      <w:r>
+        <w:t>.</w:t>
+      </w:r>
+    </w:p>
+    <w:p>
+      <w:pPr>
+        <w:pStyle w:val="a3"/>
+      </w:pPr>
+      <w:r>
+        <w:t xml:space="preserve">Пользовательский интерфейс подсистемы должен быть динамичным, отзывчивым и интуитивно понятным для всех категорий пользователей, </w:t>
+      </w:r>
+      <w:proofErr w:type="spellStart"/>
+      <w:r>
+        <w:t>минимизируя</w:t>
+      </w:r>
+      <w:proofErr w:type="spellEnd"/>
+      <w:r>
+        <w:t xml:space="preserve"> человеческие ошибки при работе с </w:t>
+      </w:r>
+      <w:proofErr w:type="spellStart"/>
+      <w:r>
+        <w:t>медиафайлами</w:t>
+      </w:r>
+      <w:proofErr w:type="spellEnd"/>
+      <w:r>
+        <w:t xml:space="preserve">. </w:t>
+      </w:r>
+      <w:r>
+        <w:t>В</w:t>
+      </w:r>
+      <w:r>
+        <w:t xml:space="preserve">еб-сайт </w:t>
+      </w:r>
+      <w:r>
+        <w:t xml:space="preserve">будет </w:t>
+      </w:r>
+      <w:r>
+        <w:t>обязан в режиме реального времени визуализировать сложные интерактивные отчеты и ход сканирования сети, а также предоставлять удобные инструменты для фильтрации и сортировки реестра совпадений. При этом элементы управления, формы загрузки изображений, функции экспорта документов (*.</w:t>
+      </w:r>
+      <w:proofErr w:type="spellStart"/>
+      <w:r>
+        <w:t>pdf</w:t>
+      </w:r>
+      <w:proofErr w:type="spellEnd"/>
+      <w:r>
+        <w:t>, *.</w:t>
+      </w:r>
+      <w:proofErr w:type="spellStart"/>
+      <w:r>
+        <w:t>docx</w:t>
+      </w:r>
+      <w:proofErr w:type="spellEnd"/>
+      <w:r>
+        <w:t>, *.</w:t>
+      </w:r>
+      <w:proofErr w:type="spellStart"/>
+      <w:r>
+        <w:t>xlsx</w:t>
+      </w:r>
+      <w:proofErr w:type="spellEnd"/>
+      <w:r>
+        <w:t xml:space="preserve">) и системные настройки должны динамически адаптироваться под конкретную роль </w:t>
+      </w:r>
+      <w:r>
+        <w:t>пользователя –</w:t>
+      </w:r>
+      <w:r>
+        <w:t xml:space="preserve"> гостя, юриста или администратора.</w:t>
+      </w:r>
+    </w:p>
+    <w:p>
+      <w:pPr>
+        <w:pStyle w:val="a3"/>
+      </w:pPr>
+      <w:r>
+        <w:t>Подсистема</w:t>
+      </w:r>
+      <w:r>
+        <w:t xml:space="preserve"> должна гарантировать высокий уровень конфиденциальности и целостности всей обрабатываемой информации, исключая несанкционированный доступ к </w:t>
+      </w:r>
+      <w:r>
+        <w:t>БД</w:t>
+      </w:r>
+      <w:r>
+        <w:t xml:space="preserve"> и результатам проверок. Взаимодействие между клиентской частью и сервером обязано </w:t>
+      </w:r>
+      <w:r>
         <w:lastRenderedPageBreak/>
+        <w:t xml:space="preserve">осуществляться исключительно </w:t>
+      </w:r>
+      <w:r>
+        <w:t>по защищенному протоколу HTTPS</w:t>
+      </w:r>
+      <w:r>
+        <w:t xml:space="preserve">. Авторизация пользователей должна базироваться на строгом разграничении ролей, при этом хранение паролей в </w:t>
+      </w:r>
+      <w:r>
+        <w:t>СУБД</w:t>
+      </w:r>
+      <w:r>
+        <w:t xml:space="preserve"> допускается только в зашифрованном виде с использованием </w:t>
+      </w:r>
+      <w:r>
+        <w:t xml:space="preserve">стойких механизмов </w:t>
+      </w:r>
+      <w:r>
+        <w:t xml:space="preserve">защиты данных. </w:t>
+      </w:r>
+      <w:r>
+        <w:t xml:space="preserve">Дополнительно подсистема должна </w:t>
+      </w:r>
+      <w:r>
+        <w:t xml:space="preserve">будет </w:t>
+      </w:r>
+      <w:r>
+        <w:t xml:space="preserve">вести непрерывный аудит активности пользователей и </w:t>
+      </w:r>
+      <w:proofErr w:type="spellStart"/>
+      <w:r>
+        <w:t>логирование</w:t>
+      </w:r>
+      <w:proofErr w:type="spellEnd"/>
+      <w:r>
+        <w:t xml:space="preserve"> системных ошибок в журнале администратора.</w:t>
+      </w:r>
+    </w:p>
+    <w:p>
+      <w:pPr>
+        <w:pStyle w:val="2"/>
+      </w:pPr>
+      <w:r>
+        <w:t>Выбор состава программных и технических средств</w:t>
+      </w:r>
+    </w:p>
+    <w:p>
+      <w:pPr>
+        <w:pStyle w:val="a3"/>
+      </w:pPr>
+      <w:r>
+        <w:t>Для реализации пользовательского интерфейса (клиентской части) подсистемы нахождения дубликатов фотографий обосновано использование компонентного подхода на базе</w:t>
+      </w:r>
+      <w:r>
+        <w:t xml:space="preserve"> современного </w:t>
+      </w:r>
+      <w:r>
+        <w:rPr>
+          <w:lang w:val="en-US"/>
+        </w:rPr>
+        <w:t>JavaScript</w:t>
+      </w:r>
+      <w:r>
+        <w:t>-</w:t>
+      </w:r>
+      <w:proofErr w:type="spellStart"/>
+      <w:r>
+        <w:t>фреймфорка</w:t>
+      </w:r>
+      <w:proofErr w:type="spellEnd"/>
+      <w:r>
+        <w:t xml:space="preserve"> «</w:t>
+      </w:r>
+      <w:r>
+        <w:rPr>
+          <w:lang w:val="en-US"/>
+        </w:rPr>
+        <w:t>React</w:t>
+      </w:r>
+      <w:r>
+        <w:t>»</w:t>
+      </w:r>
+      <w:r>
+        <w:t>. Выбор данных средств обусловлен необходимостью создания динамичного, отзывчивого интерфейса, способного в реальном времени отображать сложные интерактивные отчеты и ход процесса сканирования сети.</w:t>
+      </w:r>
+    </w:p>
+    <w:p>
+      <w:pPr>
+        <w:pStyle w:val="a3"/>
+      </w:pPr>
+      <w:r>
+        <w:t xml:space="preserve">Для написания кода пользовательского веб-интерфейса будут использовать </w:t>
+      </w:r>
+      <w:r>
+        <w:rPr>
+          <w:lang w:val="en-US"/>
+        </w:rPr>
+        <w:t>Visual</w:t>
+      </w:r>
+      <w:r>
+        <w:t xml:space="preserve"> </w:t>
+      </w:r>
+      <w:r>
+        <w:rPr>
+          <w:lang w:val="en-US"/>
+        </w:rPr>
+        <w:t>Studio</w:t>
+      </w:r>
+      <w:r>
+        <w:t xml:space="preserve"> </w:t>
+      </w:r>
+      <w:r>
+        <w:rPr>
+          <w:lang w:val="en-US"/>
+        </w:rPr>
+        <w:t>Code</w:t>
+      </w:r>
+      <w:r>
+        <w:t>.</w:t>
+      </w:r>
+    </w:p>
+    <w:p>
+      <w:pPr>
+        <w:pStyle w:val="a3"/>
+      </w:pPr>
+      <w:r>
+        <w:t xml:space="preserve">Для реализации серверной логики, обработки изображений, взаимодействия с </w:t>
+      </w:r>
+      <w:r>
+        <w:t>БД</w:t>
+      </w:r>
+      <w:r>
+        <w:t xml:space="preserve"> и обеспечения интеграции с поисковыми модулями выбран современный объектно-ориентированный стек технологий на базе платформы </w:t>
+      </w:r>
+      <w:proofErr w:type="spellStart"/>
+      <w:r>
+        <w:t>Microsoft</w:t>
+      </w:r>
+      <w:proofErr w:type="spellEnd"/>
+      <w:r>
+        <w:t>.</w:t>
+      </w:r>
+    </w:p>
+    <w:p>
+      <w:pPr>
+        <w:pStyle w:val="a3"/>
+      </w:pPr>
+      <w:r>
+        <w:t>В качестве основных компонентов</w:t>
+      </w:r>
+      <w:r>
+        <w:t xml:space="preserve"> стека разработки серверной части</w:t>
+      </w:r>
+      <w:r>
+        <w:t xml:space="preserve"> необходимо </w:t>
+      </w:r>
+      <w:r>
+        <w:t xml:space="preserve">будет </w:t>
+      </w:r>
+      <w:r>
+        <w:t>использовать</w:t>
+      </w:r>
+      <w:r>
+        <w:t>:</w:t>
+      </w:r>
+    </w:p>
+    <w:p>
+      <w:pPr>
+        <w:pStyle w:val="a1"/>
+      </w:pPr>
+      <w:r>
+        <w:t>язык программирован</w:t>
+      </w:r>
+      <w:r>
+        <w:t>ия C# и платформа .NET</w:t>
+      </w:r>
+      <w:r>
+        <w:t>, которые</w:t>
+      </w:r>
+      <w:r>
+        <w:t xml:space="preserve"> выступят</w:t>
+      </w:r>
+      <w:r>
+        <w:t xml:space="preserve"> в качестве основы для создания высокопроизводительных, масштабируемых и </w:t>
+      </w:r>
+      <w:r>
+        <w:t>кроссплатф</w:t>
+      </w:r>
+      <w:r>
+        <w:t xml:space="preserve">орменных серверных приложения </w:t>
+      </w:r>
+      <w:r>
+        <w:t>и системы поиска, сканирования и анализа данных;</w:t>
+      </w:r>
+    </w:p>
+    <w:p>
+      <w:pPr>
+        <w:pStyle w:val="a1"/>
+      </w:pPr>
+      <w:r>
+        <w:lastRenderedPageBreak/>
+        <w:t xml:space="preserve">среда разработки </w:t>
+      </w:r>
+      <w:proofErr w:type="spellStart"/>
+      <w:r>
+        <w:t>Micr</w:t>
+      </w:r>
+      <w:r>
+        <w:t>osoft</w:t>
+      </w:r>
+      <w:proofErr w:type="spellEnd"/>
+      <w:r>
+        <w:t xml:space="preserve"> </w:t>
+      </w:r>
+      <w:proofErr w:type="spellStart"/>
+      <w:r>
+        <w:t>Visual</w:t>
+      </w:r>
+      <w:proofErr w:type="spellEnd"/>
+      <w:r>
+        <w:t xml:space="preserve"> </w:t>
+      </w:r>
+      <w:proofErr w:type="spellStart"/>
+      <w:r>
+        <w:t>Studio</w:t>
+      </w:r>
+      <w:proofErr w:type="spellEnd"/>
+      <w:r>
+        <w:t xml:space="preserve">, которую буду </w:t>
+      </w:r>
+      <w:r>
+        <w:t>использовать</w:t>
+      </w:r>
+      <w:r>
+        <w:t xml:space="preserve"> для написания, отладки, профилирования и тестирования серверного кода подсистемы;</w:t>
+      </w:r>
+    </w:p>
+    <w:p>
+      <w:pPr>
+        <w:pStyle w:val="a1"/>
+      </w:pPr>
+      <w:r>
         <w:t xml:space="preserve">СУБД </w:t>
       </w:r>
       <w:proofErr w:type="spellStart"/>
@@ -3736,7 +3902,19 @@
       </w:r>
       <w:proofErr w:type="spellEnd"/>
       <w:r>
-        <w:t xml:space="preserve"> используется для</w:t>
+        <w:t>, которую</w:t>
+      </w:r>
+      <w:r>
+        <w:t xml:space="preserve"> </w:t>
+      </w:r>
+      <w:r>
+        <w:t xml:space="preserve">будут </w:t>
+      </w:r>
+      <w:r>
+        <w:t>использовать</w:t>
+      </w:r>
+      <w:r>
+        <w:t xml:space="preserve"> для</w:t>
       </w:r>
       <w:r>
         <w:t xml:space="preserve"> хранения информации подсистемы;</w:t>
@@ -3752,7 +3930,16 @@
       </w:r>
       <w:proofErr w:type="spellEnd"/>
       <w:r>
-        <w:t xml:space="preserve"> используется для администрирования </w:t>
+        <w:t>, который буду</w:t>
+      </w:r>
+      <w:r>
+        <w:t xml:space="preserve">т </w:t>
+      </w:r>
+      <w:r>
+        <w:t>использовать</w:t>
+      </w:r>
+      <w:r>
+        <w:t xml:space="preserve"> для администрирования </w:t>
       </w:r>
       <w:proofErr w:type="spellStart"/>
       <w:r>
@@ -3768,39 +3955,39 @@
         <w:pStyle w:val="a1"/>
       </w:pPr>
       <w:r>
-        <w:t xml:space="preserve">ORM-система </w:t>
-      </w:r>
-      <w:proofErr w:type="spellStart"/>
-      <w:r>
-        <w:t>Entity</w:t>
-      </w:r>
-      <w:proofErr w:type="spellEnd"/>
+        <w:t>ORM-систему</w:t>
+      </w:r>
       <w:r>
         <w:t xml:space="preserve"> </w:t>
       </w:r>
-      <w:proofErr w:type="spellStart"/>
-      <w:r>
-        <w:t>Framework</w:t>
-      </w:r>
-      <w:proofErr w:type="spellEnd"/>
+      <w:r>
+        <w:t xml:space="preserve">EF </w:t>
+      </w:r>
+      <w:proofErr w:type="spellStart"/>
+      <w:r>
+        <w:t>Core</w:t>
+      </w:r>
+      <w:proofErr w:type="spellEnd"/>
+      <w:r>
+        <w:t>, которую</w:t>
+      </w:r>
       <w:r>
         <w:t xml:space="preserve"> </w:t>
       </w:r>
-      <w:proofErr w:type="spellStart"/>
-      <w:r>
-        <w:t>Core</w:t>
-      </w:r>
-      <w:proofErr w:type="spellEnd"/>
-      <w:r>
-        <w:t xml:space="preserve"> (EF </w:t>
-      </w:r>
-      <w:proofErr w:type="spellStart"/>
-      <w:r>
-        <w:t>Core</w:t>
-      </w:r>
-      <w:proofErr w:type="spellEnd"/>
-      <w:r>
-        <w:t xml:space="preserve">) применяется для организации удобного и безопасного объектно-реляционного отображения между кодом на C# и таблицами </w:t>
+      <w:r>
+        <w:t>буду</w:t>
+      </w:r>
+      <w:r>
+        <w:t xml:space="preserve">т </w:t>
+      </w:r>
+      <w:r>
+        <w:t>применя</w:t>
+      </w:r>
+      <w:r>
+        <w:t>ть</w:t>
+      </w:r>
+      <w:r>
+        <w:t xml:space="preserve"> для организации удобного и безопасного объектно-реляционного отображения между кодом на C# и таблицами </w:t>
       </w:r>
       <w:r>
         <w:t xml:space="preserve">в </w:t>
@@ -3811,10 +3998,7 @@
       </w:r>
       <w:proofErr w:type="spellEnd"/>
       <w:r>
-        <w:t>, ускоряя ра</w:t>
-      </w:r>
-      <w:r>
-        <w:t>зработку слоя работы с данными.</w:t>
+        <w:t>, ускоряя разработку слоя работы с данными.</w:t>
       </w:r>
     </w:p>
     <w:p>
@@ -3828,7 +4012,19 @@
         <w:t xml:space="preserve"> подсистемы</w:t>
       </w:r>
       <w:r>
-        <w:t xml:space="preserve"> необходимы следующие минимальные требования для пользовательского</w:t>
+        <w:t xml:space="preserve"> </w:t>
+      </w:r>
+      <w:r>
+        <w:t xml:space="preserve">будут </w:t>
+      </w:r>
+      <w:r>
+        <w:t>необходимы</w:t>
+      </w:r>
+      <w:r>
+        <w:t xml:space="preserve"> </w:t>
+      </w:r>
+      <w:r>
+        <w:t>следующие минимальные требования для пользовательского</w:t>
       </w:r>
       <w:r>
         <w:t xml:space="preserve"> компьютера:</w:t>
@@ -3845,7 +4041,13 @@
         <w:rPr>
           <w:lang w:val="en-US"/>
         </w:rPr>
-        <w:t>Windows 10 (64-bit);</w:t>
+        <w:t>Windows 11</w:t>
+      </w:r>
+      <w:r>
+        <w:rPr>
+          <w:lang w:val="en-US"/>
+        </w:rPr>
+        <w:t xml:space="preserve"> (64-bit);</w:t>
       </w:r>
     </w:p>
     <w:p>
@@ -3937,7 +4139,22 @@
         <w:pStyle w:val="a3"/>
       </w:pPr>
       <w:r>
-        <w:t>Для работы серверной стороны подсистемы необходимы следующие минимальные требования для серверного компьютера:</w:t>
+        <w:t xml:space="preserve">Для работы серверной стороны подсистемы </w:t>
+      </w:r>
+      <w:r>
+        <w:t>будут</w:t>
+      </w:r>
+      <w:r>
+        <w:t xml:space="preserve"> </w:t>
+      </w:r>
+      <w:r>
+        <w:t>необходимы</w:t>
+      </w:r>
+      <w:r>
+        <w:t xml:space="preserve"> </w:t>
+      </w:r>
+      <w:r>
+        <w:t>следующие минимальные требования для серверного компьютера:</w:t>
       </w:r>
     </w:p>
     <w:p>
@@ -3961,10 +4178,7 @@
       </w:r>
       <w:proofErr w:type="spellEnd"/>
       <w:r>
-        <w:t xml:space="preserve"> 22.04 LTS</w:t>
-      </w:r>
-      <w:r>
-        <w:t>;</w:t>
+        <w:t xml:space="preserve"> 22.04 LTS;</w:t>
       </w:r>
     </w:p>
     <w:p>
@@ -14903,7 +15117,7 @@
           <w:rPr>
             <w:noProof/>
           </w:rPr>
-          <w:t>10</w:t>
+          <w:t>21</w:t>
         </w:r>
         <w:r>
           <w:fldChar w:fldCharType="end"/>
@@ -17787,7 +18001,7 @@
 </file>
 
 <file path=customXml/itemProps1.xml><?xml version="1.0" encoding="utf-8"?>
-<ds:datastoreItem xmlns:ds="http://schemas.openxmlformats.org/officeDocument/2006/customXml" ds:itemID="{22F2FD0E-5257-4024-88E6-EBAA2C4206A3}">
+<ds:datastoreItem xmlns:ds="http://schemas.openxmlformats.org/officeDocument/2006/customXml" ds:itemID="{9AA9CF7C-B764-42C4-8BD2-C829564FD70A}">
   <ds:schemaRefs>
     <ds:schemaRef ds:uri="http://schemas.openxmlformats.org/officeDocument/2006/bibliography"/>
   </ds:schemaRefs>

--- a/Файлы по курсовому проекту/ПЗ КП Матигоров Никита Иванович.docx
+++ b/Файлы по курсовому проекту/ПЗ КП Матигоров Никита Иванович.docx
@@ -136,7 +136,35 @@
               <w:lang w:eastAsia="ru-RU"/>
               <w14:ligatures w14:val="none"/>
             </w:rPr>
-            <w:t>(СПбГУТ)</w:t>
+            <w:t>(</w:t>
+          </w:r>
+          <w:proofErr w:type="spellStart"/>
+          <w:r>
+            <w:rPr>
+              <w:rFonts w:eastAsia="Times New Roman" w:cs="Times New Roman"/>
+              <w:b/>
+              <w:bCs/>
+              <w:kern w:val="0"/>
+              <w:sz w:val="24"/>
+              <w:szCs w:val="24"/>
+              <w:lang w:eastAsia="ru-RU"/>
+              <w14:ligatures w14:val="none"/>
+            </w:rPr>
+            <w:t>СПбГУТ</w:t>
+          </w:r>
+          <w:proofErr w:type="spellEnd"/>
+          <w:r>
+            <w:rPr>
+              <w:rFonts w:eastAsia="Times New Roman" w:cs="Times New Roman"/>
+              <w:b/>
+              <w:bCs/>
+              <w:kern w:val="0"/>
+              <w:sz w:val="24"/>
+              <w:szCs w:val="24"/>
+              <w:lang w:eastAsia="ru-RU"/>
+              <w14:ligatures w14:val="none"/>
+            </w:rPr>
+            <w:t>)</w:t>
           </w:r>
         </w:p>
         <w:p>
@@ -207,8 +235,23 @@
               <w:lang w:eastAsia="ru-RU"/>
               <w14:ligatures w14:val="none"/>
             </w:rPr>
-            <w:t>ИМ. Б.Л. РОЗИНГА (ФИЛИАЛ) СПбГУТ</w:t>
+            <w:t xml:space="preserve">ИМ. Б.Л. РОЗИНГА (ФИЛИАЛ) </w:t>
           </w:r>
+          <w:proofErr w:type="spellStart"/>
+          <w:r>
+            <w:rPr>
+              <w:rFonts w:eastAsia="Times New Roman" w:cs="Times New Roman"/>
+              <w:b/>
+              <w:bCs/>
+              <w:kern w:val="0"/>
+              <w:sz w:val="24"/>
+              <w:szCs w:val="24"/>
+              <w:lang w:eastAsia="ru-RU"/>
+              <w14:ligatures w14:val="none"/>
+            </w:rPr>
+            <w:t>СПбГУТ</w:t>
+          </w:r>
+          <w:proofErr w:type="spellEnd"/>
         </w:p>
         <w:p>
           <w:pPr>
@@ -235,7 +278,35 @@
               <w:lang w:eastAsia="ru-RU"/>
               <w14:ligatures w14:val="none"/>
             </w:rPr>
-            <w:t>(АКТ (ф) СПбГУТ)</w:t>
+            <w:t xml:space="preserve">(АКТ (ф) </w:t>
+          </w:r>
+          <w:proofErr w:type="spellStart"/>
+          <w:r>
+            <w:rPr>
+              <w:rFonts w:eastAsia="Times New Roman" w:cs="Times New Roman"/>
+              <w:b/>
+              <w:bCs/>
+              <w:kern w:val="0"/>
+              <w:sz w:val="24"/>
+              <w:szCs w:val="24"/>
+              <w:lang w:eastAsia="ru-RU"/>
+              <w14:ligatures w14:val="none"/>
+            </w:rPr>
+            <w:t>СПбГУТ</w:t>
+          </w:r>
+          <w:proofErr w:type="spellEnd"/>
+          <w:r>
+            <w:rPr>
+              <w:rFonts w:eastAsia="Times New Roman" w:cs="Times New Roman"/>
+              <w:b/>
+              <w:bCs/>
+              <w:kern w:val="0"/>
+              <w:sz w:val="24"/>
+              <w:szCs w:val="24"/>
+              <w:lang w:eastAsia="ru-RU"/>
+              <w14:ligatures w14:val="none"/>
+            </w:rPr>
+            <w:t>)</w:t>
           </w:r>
         </w:p>
         <w:p>
@@ -1006,8 +1077,20 @@
                     <w:lang w:eastAsia="ru-RU"/>
                     <w14:ligatures w14:val="none"/>
                   </w:rPr>
-                  <w:t>Н.И. Матигоров</w:t>
+                  <w:t xml:space="preserve">Н.И. </w:t>
                 </w:r>
+                <w:proofErr w:type="spellStart"/>
+                <w:r>
+                  <w:rPr>
+                    <w:rFonts w:eastAsia="Times New Roman" w:cs="Times New Roman"/>
+                    <w:kern w:val="0"/>
+                    <w:szCs w:val="28"/>
+                    <w:lang w:eastAsia="ru-RU"/>
+                    <w14:ligatures w14:val="none"/>
+                  </w:rPr>
+                  <w:t>Матигоров</w:t>
+                </w:r>
+                <w:proofErr w:type="spellEnd"/>
               </w:p>
             </w:tc>
           </w:tr>
@@ -1291,8 +1374,20 @@
                     <w:lang w:eastAsia="ru-RU"/>
                     <w14:ligatures w14:val="none"/>
                   </w:rPr>
-                  <w:t>Ю.С. Маломан</w:t>
+                  <w:t xml:space="preserve">Ю.С. </w:t>
                 </w:r>
+                <w:proofErr w:type="spellStart"/>
+                <w:r>
+                  <w:rPr>
+                    <w:rFonts w:eastAsia="Times New Roman" w:cs="Times New Roman"/>
+                    <w:kern w:val="0"/>
+                    <w:szCs w:val="28"/>
+                    <w:lang w:eastAsia="ru-RU"/>
+                    <w14:ligatures w14:val="none"/>
+                  </w:rPr>
+                  <w:t>Маломан</w:t>
+                </w:r>
+                <w:proofErr w:type="spellEnd"/>
               </w:p>
             </w:tc>
           </w:tr>
@@ -2494,7 +2589,21 @@
         <w:rPr>
           <w:highlight w:val="cyan"/>
         </w:rPr>
-        <w:t>осуществление рефакторинга и оптимизации программного кода;</w:t>
+        <w:t xml:space="preserve">осуществление </w:t>
+      </w:r>
+      <w:proofErr w:type="spellStart"/>
+      <w:r>
+        <w:rPr>
+          <w:highlight w:val="cyan"/>
+        </w:rPr>
+        <w:t>рефакторинга</w:t>
+      </w:r>
+      <w:proofErr w:type="spellEnd"/>
+      <w:r>
+        <w:rPr>
+          <w:highlight w:val="cyan"/>
+        </w:rPr>
+        <w:t xml:space="preserve"> и оптимизации программного кода;</w:t>
       </w:r>
     </w:p>
     <w:p>
@@ -3045,7 +3154,6 @@
       <w:pPr>
         <w:pStyle w:val="1"/>
       </w:pPr>
-      <w:bookmarkStart w:id="2" w:name="_GoBack"/>
       <w:r>
         <w:lastRenderedPageBreak/>
         <w:t>Анализ и разработка требований</w:t>
@@ -3094,7 +3202,15 @@
         <w:t xml:space="preserve">. </w:t>
       </w:r>
       <w:r>
-        <w:t>Это позволит снизить временные затраты на мониторинг несанкционированного использования графического контента, обеспечить защиту авторских прав, а также минимизировать человеческие ошибки при ручном сопоставлении медиафайлов, проверке первоисточников и формировании отчетов о распространении копий изображений.</w:t>
+        <w:t xml:space="preserve">Это позволит снизить временные затраты на мониторинг несанкционированного использования графического контента, обеспечить защиту авторских прав, а также минимизировать человеческие ошибки при ручном сопоставлении </w:t>
+      </w:r>
+      <w:proofErr w:type="spellStart"/>
+      <w:r>
+        <w:t>медиафайлов</w:t>
+      </w:r>
+      <w:proofErr w:type="spellEnd"/>
+      <w:r>
+        <w:t>, проверке первоисточников и формировании отчетов о распространении копий изображений.</w:t>
       </w:r>
     </w:p>
     <w:p>
@@ -3126,7 +3242,15 @@
         <w:t>»</w:t>
       </w:r>
       <w:r>
-        <w:t xml:space="preserve"> (ИП Матигоров Иван Геннадьевич) при оказании правовых услуг в сфере защиты интеллектуальной собственн</w:t>
+        <w:t xml:space="preserve"> (ИП </w:t>
+      </w:r>
+      <w:proofErr w:type="spellStart"/>
+      <w:r>
+        <w:t>Матигоров</w:t>
+      </w:r>
+      <w:proofErr w:type="spellEnd"/>
+      <w:r>
+        <w:t xml:space="preserve"> Иван Геннадьевич) при оказании правовых услуг в сфере защиты интеллектуальной собственн</w:t>
       </w:r>
       <w:r>
         <w:t>ости, авторских и смежных прав.</w:t>
@@ -3186,13 +3310,25 @@
         <w:t>Необходимо разработать подсистему</w:t>
       </w:r>
       <w:r>
-        <w:t xml:space="preserve"> с</w:t>
-      </w:r>
-      <w:r>
-        <w:t xml:space="preserve"> веб-</w:t>
-      </w:r>
-      <w:r>
-        <w:t>интерфейсом пользователя</w:t>
+        <w:t xml:space="preserve"> </w:t>
+      </w:r>
+      <w:r>
+        <w:t>с веб-интерфейсом пользователя</w:t>
+      </w:r>
+      <w:r>
+        <w:t xml:space="preserve"> для автоматизации</w:t>
+      </w:r>
+      <w:r>
+        <w:t xml:space="preserve"> поиск</w:t>
+      </w:r>
+      <w:r>
+        <w:t>а</w:t>
+      </w:r>
+      <w:r>
+        <w:t xml:space="preserve"> в сети Интернет и социальных сетях информации о дубл</w:t>
+      </w:r>
+      <w:r>
+        <w:t>икатах загруженных изображений</w:t>
       </w:r>
       <w:r>
         <w:t>.</w:t>
@@ -3263,10 +3399,18 @@
         <w:pStyle w:val="a1"/>
       </w:pPr>
       <w:r>
-        <w:t>поиск и сканирование целевых и</w:t>
-      </w:r>
-      <w:r>
-        <w:t>нтернет-ресурсов;</w:t>
+        <w:t xml:space="preserve">поиск и сканирование целевых </w:t>
+      </w:r>
+      <w:proofErr w:type="spellStart"/>
+      <w:r>
+        <w:t>и</w:t>
+      </w:r>
+      <w:r>
+        <w:t>нтернет-ресурсов</w:t>
+      </w:r>
+      <w:proofErr w:type="spellEnd"/>
+      <w:r>
+        <w:t>;</w:t>
       </w:r>
     </w:p>
     <w:p>
@@ -3274,6 +3418,7 @@
         <w:pStyle w:val="a1"/>
       </w:pPr>
       <w:r>
+        <w:lastRenderedPageBreak/>
         <w:t>сравнение изображений и поиск совпадений;</w:t>
       </w:r>
     </w:p>
@@ -3296,8 +3441,474 @@
         <w:pStyle w:val="a1"/>
       </w:pPr>
       <w:r>
+        <w:t>формирование детального реестра совпадений;</w:t>
+      </w:r>
+    </w:p>
+    <w:p>
+      <w:pPr>
+        <w:pStyle w:val="a1"/>
+      </w:pPr>
+      <w:r>
+        <w:t>экспорт отчетов о</w:t>
+      </w:r>
+      <w:r>
+        <w:t xml:space="preserve"> результатах проверки</w:t>
+      </w:r>
+      <w:r>
+        <w:t>.</w:t>
+      </w:r>
+    </w:p>
+    <w:p>
+      <w:pPr>
+        <w:pStyle w:val="a3"/>
+      </w:pPr>
+      <w:r>
+        <w:t>В подсистеме должны быть следующие категории пользователей</w:t>
+      </w:r>
+      <w:r>
+        <w:t>:</w:t>
+      </w:r>
+    </w:p>
+    <w:p>
+      <w:pPr>
+        <w:pStyle w:val="a1"/>
+      </w:pPr>
+      <w:r>
+        <w:t>неавто</w:t>
+      </w:r>
+      <w:r>
+        <w:t>ризованный пользователь (гость)</w:t>
+      </w:r>
+      <w:r>
+        <w:t>:</w:t>
+      </w:r>
+      <w:r>
+        <w:t xml:space="preserve"> доступ к форме авторизации в системе</w:t>
+      </w:r>
+      <w:r>
+        <w:t xml:space="preserve"> и</w:t>
+      </w:r>
+      <w:r>
+        <w:t xml:space="preserve"> просмотр общей справочной информации о подсистеме;</w:t>
+      </w:r>
+    </w:p>
+    <w:p>
+      <w:pPr>
+        <w:pStyle w:val="a1"/>
+      </w:pPr>
+      <w:r>
+        <w:t>юрист (специалист по авторскому прав</w:t>
+      </w:r>
+      <w:r>
+        <w:t>у): загрузка исходных изображений</w:t>
+      </w:r>
+      <w:r>
+        <w:t xml:space="preserve"> для поиска, запуск</w:t>
+      </w:r>
+      <w:r>
+        <w:t xml:space="preserve"> процессов</w:t>
+      </w:r>
+      <w:r>
+        <w:t xml:space="preserve"> сканирования и поиска дубликатов в</w:t>
+      </w:r>
+      <w:r>
+        <w:t xml:space="preserve"> сети Интернет</w:t>
+      </w:r>
+      <w:r>
+        <w:t>, просмотр</w:t>
+      </w:r>
+      <w:r>
+        <w:t>,</w:t>
+      </w:r>
+      <w:r>
+        <w:t xml:space="preserve"> фильтрация</w:t>
+      </w:r>
+      <w:r>
+        <w:t xml:space="preserve"> и </w:t>
+      </w:r>
+      <w:r>
+        <w:t xml:space="preserve">сортировка </w:t>
+      </w:r>
+      <w:r>
+        <w:t>р</w:t>
+      </w:r>
+      <w:r>
+        <w:t>езультатов</w:t>
+      </w:r>
+      <w:r>
+        <w:t xml:space="preserve"> поиска, формирование, сохранение и экспорт юридич</w:t>
+      </w:r>
+      <w:r>
+        <w:t>еских отчетов в форматах *.</w:t>
+      </w:r>
+      <w:proofErr w:type="spellStart"/>
+      <w:r>
+        <w:t>pdf</w:t>
+      </w:r>
+      <w:proofErr w:type="spellEnd"/>
+      <w:r>
+        <w:t>, *.</w:t>
+      </w:r>
+      <w:proofErr w:type="spellStart"/>
+      <w:r>
+        <w:t>docx</w:t>
+      </w:r>
+      <w:proofErr w:type="spellEnd"/>
+      <w:r>
+        <w:t>,</w:t>
+      </w:r>
+      <w:r>
+        <w:t xml:space="preserve"> *.</w:t>
+      </w:r>
+      <w:proofErr w:type="spellStart"/>
+      <w:r>
+        <w:t>xlsx</w:t>
+      </w:r>
+      <w:proofErr w:type="spellEnd"/>
+      <w:r>
+        <w:t>;</w:t>
+      </w:r>
+    </w:p>
+    <w:p>
+      <w:pPr>
+        <w:pStyle w:val="a1"/>
+      </w:pPr>
+      <w:r>
+        <w:t xml:space="preserve">администратор системы: полный доступ ко всем функциональным возможностям системы, управление учетными записями пользователей, настройка параметров подсистемы, просмотр системных логов (журнала ошибок) и аудит активности пользователей, очистка </w:t>
+      </w:r>
+      <w:r>
+        <w:t>и</w:t>
+      </w:r>
+      <w:r>
+        <w:t xml:space="preserve"> оптимизация </w:t>
+      </w:r>
+      <w:r>
+        <w:t>БД</w:t>
+      </w:r>
+      <w:r>
+        <w:t>.</w:t>
+      </w:r>
+    </w:p>
+    <w:p>
+      <w:pPr>
+        <w:pStyle w:val="a3"/>
+      </w:pPr>
+      <w:r>
+        <w:t xml:space="preserve">Пользовательский интерфейс подсистемы должен быть динамичным, отзывчивым и интуитивно понятным для всех категорий пользователей, </w:t>
+      </w:r>
+      <w:proofErr w:type="spellStart"/>
+      <w:r>
+        <w:t>минимизируя</w:t>
+      </w:r>
+      <w:proofErr w:type="spellEnd"/>
+      <w:r>
+        <w:t xml:space="preserve"> человеческие ошибки при работе с </w:t>
+      </w:r>
+      <w:proofErr w:type="spellStart"/>
+      <w:r>
+        <w:t>медиафайлами</w:t>
+      </w:r>
+      <w:proofErr w:type="spellEnd"/>
+      <w:r>
+        <w:t xml:space="preserve">. </w:t>
+      </w:r>
+      <w:r>
+        <w:t>В</w:t>
+      </w:r>
+      <w:r>
+        <w:t xml:space="preserve">еб-сайт </w:t>
+      </w:r>
+      <w:r>
+        <w:t>должен</w:t>
+      </w:r>
+      <w:r>
+        <w:t xml:space="preserve"> в режиме реального времени визуализировать сложные интерактивные отчеты и ход сканирования сети, а также предоставлять удобные инструменты для фильтрации и сортировки реестра совпадений. При этом элементы управления, формы загрузки изображений, функции экспорта документов и системные настройки должны динамически адаптироваться под конкретную роль </w:t>
+      </w:r>
+      <w:r>
+        <w:t>пользователя</w:t>
+      </w:r>
+      <w:r>
+        <w:t>.</w:t>
+      </w:r>
+    </w:p>
+    <w:p>
+      <w:pPr>
+        <w:pStyle w:val="a3"/>
+      </w:pPr>
+      <w:r>
+        <w:t>Подсистема</w:t>
+      </w:r>
+      <w:r>
+        <w:t xml:space="preserve"> должна гарантировать высокий уровень конфиденциальности и целостности всей обрабатываемой информации, исключая несанкционированный доступ к </w:t>
+      </w:r>
+      <w:r>
+        <w:t>БД</w:t>
+      </w:r>
+      <w:r>
+        <w:t xml:space="preserve"> и результатам проверок. Взаимодействие между клиентской частью и сервером </w:t>
+      </w:r>
+      <w:r>
+        <w:t>должно</w:t>
+      </w:r>
+      <w:r>
+        <w:t xml:space="preserve"> осуществляться исключительно </w:t>
+      </w:r>
+      <w:r>
+        <w:t>по защищенному протоколу HTTPS</w:t>
+      </w:r>
+      <w:r>
+        <w:t xml:space="preserve">. </w:t>
+      </w:r>
+      <w:r>
         <w:lastRenderedPageBreak/>
-        <w:t>формирование детального реестра совпадений;</w:t>
+        <w:t xml:space="preserve">Авторизация пользователей должна базироваться на строгом разграничении ролей, при этом хранение паролей в </w:t>
+      </w:r>
+      <w:r>
+        <w:t>СУБД</w:t>
+      </w:r>
+      <w:r>
+        <w:t xml:space="preserve"> допускается только в </w:t>
+      </w:r>
+      <w:r>
+        <w:t>защищённом</w:t>
+      </w:r>
+      <w:r>
+        <w:t xml:space="preserve"> виде с использованием </w:t>
+      </w:r>
+      <w:r>
+        <w:t xml:space="preserve">стойких механизмов </w:t>
+      </w:r>
+      <w:r>
+        <w:t xml:space="preserve">защиты данных. </w:t>
+      </w:r>
+      <w:r>
+        <w:t xml:space="preserve">Дополнительно подсистема должна </w:t>
+      </w:r>
+      <w:r>
+        <w:t xml:space="preserve">будет </w:t>
+      </w:r>
+      <w:r>
+        <w:t xml:space="preserve">вести непрерывный аудит активности пользователей и </w:t>
+      </w:r>
+      <w:proofErr w:type="spellStart"/>
+      <w:r>
+        <w:t>логирование</w:t>
+      </w:r>
+      <w:proofErr w:type="spellEnd"/>
+      <w:r>
+        <w:t xml:space="preserve"> системных ошибок в журнале администратора.</w:t>
+      </w:r>
+    </w:p>
+    <w:p>
+      <w:pPr>
+        <w:pStyle w:val="2"/>
+      </w:pPr>
+      <w:r>
+        <w:t>Выбор состава программных и технических средств</w:t>
+      </w:r>
+    </w:p>
+    <w:p>
+      <w:pPr>
+        <w:pStyle w:val="a3"/>
+      </w:pPr>
+      <w:r>
+        <w:t xml:space="preserve">Для реализации пользовательского интерфейса подсистемы </w:t>
+      </w:r>
+      <w:r>
+        <w:t>необходимо использовать современный</w:t>
+      </w:r>
+      <w:r>
+        <w:t xml:space="preserve"> </w:t>
+      </w:r>
+      <w:r>
+        <w:rPr>
+          <w:lang w:val="en-US"/>
+        </w:rPr>
+        <w:t>JavaScript</w:t>
+      </w:r>
+      <w:r>
+        <w:t>-</w:t>
+      </w:r>
+      <w:proofErr w:type="spellStart"/>
+      <w:r>
+        <w:t>фреймв</w:t>
+      </w:r>
+      <w:r>
+        <w:t>орк</w:t>
+      </w:r>
+      <w:proofErr w:type="spellEnd"/>
+      <w:r>
+        <w:t xml:space="preserve"> </w:t>
+      </w:r>
+      <w:r>
+        <w:rPr>
+          <w:lang w:val="en-US"/>
+        </w:rPr>
+        <w:t>React</w:t>
+      </w:r>
+      <w:r>
+        <w:t xml:space="preserve">. </w:t>
+      </w:r>
+      <w:r>
+        <w:t>Его в</w:t>
+      </w:r>
+      <w:r>
+        <w:t xml:space="preserve">ыбор </w:t>
+      </w:r>
+      <w:r>
+        <w:t>обусловлен необходимостью создания динамичного, отзывчивого интерфейса, способного в реальном времени отображать сложные интерактивные отчеты и ход процесса сканирования сети.</w:t>
+      </w:r>
+    </w:p>
+    <w:p>
+      <w:pPr>
+        <w:pStyle w:val="a3"/>
+      </w:pPr>
+      <w:r>
+        <w:t>Для написания кода пользовательс</w:t>
+      </w:r>
+      <w:r>
+        <w:t xml:space="preserve">кого веб-интерфейса будет </w:t>
+      </w:r>
+      <w:r>
+        <w:t>использовать</w:t>
+      </w:r>
+      <w:r>
+        <w:t>ся</w:t>
+      </w:r>
+      <w:r>
+        <w:t xml:space="preserve"> </w:t>
+      </w:r>
+      <w:r>
+        <w:t xml:space="preserve">редактор для написания кода </w:t>
+      </w:r>
+      <w:r>
+        <w:rPr>
+          <w:lang w:val="en-US"/>
+        </w:rPr>
+        <w:t>Visual</w:t>
+      </w:r>
+      <w:r>
+        <w:t xml:space="preserve"> </w:t>
+      </w:r>
+      <w:r>
+        <w:rPr>
+          <w:lang w:val="en-US"/>
+        </w:rPr>
+        <w:t>Studio</w:t>
+      </w:r>
+      <w:r>
+        <w:t xml:space="preserve"> </w:t>
+      </w:r>
+      <w:r>
+        <w:rPr>
+          <w:lang w:val="en-US"/>
+        </w:rPr>
+        <w:t>Code</w:t>
+      </w:r>
+      <w:r>
+        <w:t xml:space="preserve"> благодаря большому количеству доступных библиотек</w:t>
+      </w:r>
+      <w:r>
+        <w:t>.</w:t>
+      </w:r>
+    </w:p>
+    <w:p>
+      <w:pPr>
+        <w:pStyle w:val="a3"/>
+      </w:pPr>
+      <w:r>
+        <w:t xml:space="preserve">В качестве </w:t>
+      </w:r>
+      <w:r>
+        <w:t xml:space="preserve">СУБД </w:t>
+      </w:r>
+      <w:r>
+        <w:t xml:space="preserve">выбрана реляционная СУБД </w:t>
+      </w:r>
+      <w:proofErr w:type="spellStart"/>
+      <w:r>
+        <w:t>PostgreSQL</w:t>
+      </w:r>
+      <w:proofErr w:type="spellEnd"/>
+      <w:r>
+        <w:t xml:space="preserve">, </w:t>
+      </w:r>
+      <w:r>
+        <w:t>поскольку она бесплатна для коммерческого использования</w:t>
+      </w:r>
+      <w:r>
+        <w:t xml:space="preserve">. </w:t>
+      </w:r>
+      <w:r>
+        <w:t>Д</w:t>
+      </w:r>
+      <w:r>
+        <w:t xml:space="preserve">ля </w:t>
+      </w:r>
+      <w:r>
+        <w:t>работы с</w:t>
+      </w:r>
+      <w:r>
+        <w:t xml:space="preserve"> </w:t>
+      </w:r>
+      <w:proofErr w:type="spellStart"/>
+      <w:r>
+        <w:t>PostgreSQL</w:t>
+      </w:r>
+      <w:proofErr w:type="spellEnd"/>
+      <w:r>
+        <w:t xml:space="preserve"> выбран </w:t>
+      </w:r>
+      <w:proofErr w:type="spellStart"/>
+      <w:r>
+        <w:t>DBeaver</w:t>
+      </w:r>
+      <w:proofErr w:type="spellEnd"/>
+      <w:r>
+        <w:t>, который будет использоваться</w:t>
+      </w:r>
+      <w:r>
+        <w:t xml:space="preserve"> для</w:t>
+      </w:r>
+      <w:r>
+        <w:t xml:space="preserve"> </w:t>
+      </w:r>
+      <w:r>
+        <w:t xml:space="preserve">администрирования СУБД, </w:t>
+      </w:r>
+      <w:r>
+        <w:t>проектирования таблиц, написания аналитических запросов, оптимизации индексо</w:t>
+      </w:r>
+      <w:r>
+        <w:t>в и контроля целостности данных.</w:t>
+      </w:r>
+      <w:r>
+        <w:t xml:space="preserve"> </w:t>
+      </w:r>
+    </w:p>
+    <w:p>
+      <w:pPr>
+        <w:pStyle w:val="a3"/>
+      </w:pPr>
+      <w:r>
+        <w:t xml:space="preserve">Для реализации серверной логики, обработки изображений, взаимодействия с </w:t>
+      </w:r>
+      <w:r>
+        <w:t>БД</w:t>
+      </w:r>
+      <w:r>
+        <w:t xml:space="preserve"> и обеспечения интеграции с поисковыми модулями выбран современный объектно-ориентированный стек технологий на базе плат</w:t>
+      </w:r>
+      <w:r>
+        <w:t xml:space="preserve">формы </w:t>
+      </w:r>
+      <w:proofErr w:type="spellStart"/>
+      <w:r>
+        <w:t>Microsoft</w:t>
+      </w:r>
+      <w:proofErr w:type="spellEnd"/>
+      <w:r>
+        <w:t>:</w:t>
       </w:r>
     </w:p>
     <w:p>
@@ -3305,13 +3916,145 @@
         <w:pStyle w:val="a1"/>
       </w:pPr>
       <w:r>
-        <w:t>экспорт отчетов о</w:t>
-      </w:r>
-      <w:r>
-        <w:t xml:space="preserve"> результатах проверки</w:t>
-      </w:r>
-      <w:r>
-        <w:t>.</w:t>
+        <w:t>язык программирован</w:t>
+      </w:r>
+      <w:r>
+        <w:t>ия C# и платформа .NET</w:t>
+      </w:r>
+      <w:r>
+        <w:t>, которые</w:t>
+      </w:r>
+      <w:r>
+        <w:t xml:space="preserve"> выступят</w:t>
+      </w:r>
+      <w:r>
+        <w:t xml:space="preserve"> в качестве основы для создания высокопроизводительных, масштабируемых и </w:t>
+      </w:r>
+      <w:r>
+        <w:t>кроссплатф</w:t>
+      </w:r>
+      <w:r>
+        <w:t xml:space="preserve">орменных серверных приложения </w:t>
+      </w:r>
+      <w:r>
+        <w:t>и системы поиска, сканирования и анализа данных;</w:t>
+      </w:r>
+    </w:p>
+    <w:p>
+      <w:pPr>
+        <w:pStyle w:val="a1"/>
+      </w:pPr>
+      <w:r>
+        <w:lastRenderedPageBreak/>
+        <w:t xml:space="preserve">среда разработки </w:t>
+      </w:r>
+      <w:proofErr w:type="spellStart"/>
+      <w:r>
+        <w:t>Micr</w:t>
+      </w:r>
+      <w:r>
+        <w:t>osoft</w:t>
+      </w:r>
+      <w:proofErr w:type="spellEnd"/>
+      <w:r>
+        <w:t xml:space="preserve"> </w:t>
+      </w:r>
+      <w:proofErr w:type="spellStart"/>
+      <w:r>
+        <w:t>Visual</w:t>
+      </w:r>
+      <w:proofErr w:type="spellEnd"/>
+      <w:r>
+        <w:t xml:space="preserve"> </w:t>
+      </w:r>
+      <w:proofErr w:type="spellStart"/>
+      <w:r>
+        <w:t>Studio</w:t>
+      </w:r>
+      <w:proofErr w:type="spellEnd"/>
+      <w:r>
+        <w:t xml:space="preserve"> 2026</w:t>
+      </w:r>
+      <w:r>
+        <w:t>, котор</w:t>
+      </w:r>
+      <w:r>
+        <w:t>ая</w:t>
+      </w:r>
+      <w:r>
+        <w:t xml:space="preserve"> буд</w:t>
+      </w:r>
+      <w:r>
+        <w:t>е</w:t>
+      </w:r>
+      <w:r>
+        <w:t>т</w:t>
+      </w:r>
+      <w:r>
+        <w:t xml:space="preserve"> </w:t>
+      </w:r>
+      <w:r>
+        <w:t>использовать</w:t>
+      </w:r>
+      <w:r>
+        <w:t>ся</w:t>
+      </w:r>
+      <w:r>
+        <w:t xml:space="preserve"> для написания, отладки, профилирования и тестирования серверного кода подсистемы;</w:t>
+      </w:r>
+    </w:p>
+    <w:p>
+      <w:pPr>
+        <w:pStyle w:val="a1"/>
+      </w:pPr>
+      <w:r>
+        <w:t>ORM-систем</w:t>
+      </w:r>
+      <w:r>
+        <w:t>а</w:t>
+      </w:r>
+      <w:r>
+        <w:t xml:space="preserve"> </w:t>
+      </w:r>
+      <w:r>
+        <w:t xml:space="preserve">EF </w:t>
+      </w:r>
+      <w:proofErr w:type="spellStart"/>
+      <w:r>
+        <w:t>Core</w:t>
+      </w:r>
+      <w:proofErr w:type="spellEnd"/>
+      <w:r>
+        <w:t>, которую</w:t>
+      </w:r>
+      <w:r>
+        <w:t xml:space="preserve"> </w:t>
+      </w:r>
+      <w:r>
+        <w:t>буду</w:t>
+      </w:r>
+      <w:r>
+        <w:t xml:space="preserve">т </w:t>
+      </w:r>
+      <w:r>
+        <w:t>применя</w:t>
+      </w:r>
+      <w:r>
+        <w:t>ть</w:t>
+      </w:r>
+      <w:r>
+        <w:t xml:space="preserve"> для организации удобного и безопасного объектно-реляционного отображения между кодом на C# и таблицами </w:t>
+      </w:r>
+      <w:r>
+        <w:t xml:space="preserve">в </w:t>
+      </w:r>
+      <w:proofErr w:type="spellStart"/>
+      <w:r>
+        <w:t>PostgreSQL</w:t>
+      </w:r>
+      <w:proofErr w:type="spellEnd"/>
+      <w:r>
+        <w:t>, ускоряя разработку слоя работы с данными.</w:t>
       </w:r>
     </w:p>
     <w:p>
@@ -3319,7 +4062,28 @@
         <w:pStyle w:val="a3"/>
       </w:pPr>
       <w:r>
-        <w:t>В подсистеме должны быть следующие категории пользователей</w:t>
+        <w:t xml:space="preserve">Для работы </w:t>
+      </w:r>
+      <w:r>
+        <w:t>клиентской части</w:t>
+      </w:r>
+      <w:r>
+        <w:t xml:space="preserve"> подсистемы</w:t>
+      </w:r>
+      <w:r>
+        <w:t xml:space="preserve"> </w:t>
+      </w:r>
+      <w:r>
+        <w:t>необходим</w:t>
+      </w:r>
+      <w:r>
+        <w:t>о устройство, соответствующее</w:t>
+      </w:r>
+      <w:r>
+        <w:t xml:space="preserve"> </w:t>
+      </w:r>
+      <w:r>
+        <w:t>следующим минимальным требованиям</w:t>
       </w:r>
       <w:r>
         <w:t>:</w:t>
@@ -3330,22 +4094,19 @@
         <w:pStyle w:val="a1"/>
       </w:pPr>
       <w:r>
-        <w:t>неавто</w:t>
-      </w:r>
-      <w:r>
-        <w:t>ризованный пользователь (гость)</w:t>
-      </w:r>
-      <w:r>
-        <w:t>:</w:t>
-      </w:r>
-      <w:r>
-        <w:t xml:space="preserve"> доступ к форме авторизации в системе</w:t>
-      </w:r>
-      <w:r>
-        <w:t xml:space="preserve"> и</w:t>
-      </w:r>
-      <w:r>
-        <w:t xml:space="preserve"> просмотр общей справочной информации о подсистеме;</w:t>
+        <w:t>ОС,</w:t>
+      </w:r>
+      <w:r>
+        <w:t xml:space="preserve"> </w:t>
+      </w:r>
+      <w:r>
+        <w:t xml:space="preserve">поддерживающая работу современных </w:t>
+      </w:r>
+      <w:r>
+        <w:t>веб-браузер</w:t>
+      </w:r>
+      <w:r>
+        <w:t>ов;</w:t>
       </w:r>
     </w:p>
     <w:p>
@@ -3353,72 +4114,33 @@
         <w:pStyle w:val="a1"/>
       </w:pPr>
       <w:r>
-        <w:t>юрист (специалист по авторскому прав</w:t>
-      </w:r>
-      <w:r>
-        <w:t>у): загрузка исходных изображений</w:t>
-      </w:r>
-      <w:r>
-        <w:t xml:space="preserve"> для поиска, запуск</w:t>
-      </w:r>
-      <w:r>
-        <w:t xml:space="preserve"> процессов</w:t>
-      </w:r>
-      <w:r>
-        <w:t xml:space="preserve"> сканирования и поиска дубликатов в</w:t>
-      </w:r>
-      <w:r>
-        <w:t xml:space="preserve"> сети Интернет</w:t>
-      </w:r>
-      <w:r>
-        <w:t>, просмотр</w:t>
-      </w:r>
-      <w:r>
-        <w:t>,</w:t>
-      </w:r>
-      <w:r>
-        <w:t xml:space="preserve"> фильтрация</w:t>
-      </w:r>
-      <w:r>
-        <w:t xml:space="preserve"> и </w:t>
-      </w:r>
-      <w:r>
-        <w:t xml:space="preserve">сортировка </w:t>
-      </w:r>
-      <w:r>
-        <w:t>р</w:t>
-      </w:r>
-      <w:r>
-        <w:t>езультатов</w:t>
-      </w:r>
-      <w:r>
-        <w:t xml:space="preserve"> поиска, формирование, сохранение и экспорт юридич</w:t>
-      </w:r>
-      <w:r>
-        <w:t>еских отчетов в форматах *.pdf, *.docx,</w:t>
-      </w:r>
-      <w:r>
-        <w:t xml:space="preserve"> *.xlsx;</w:t>
-      </w:r>
+        <w:t>2-х ядерный процессор, с частотой от 2 ГГц;</w:t>
+      </w:r>
+      <w:bookmarkStart w:id="2" w:name="_GoBack"/>
+      <w:bookmarkEnd w:id="2"/>
     </w:p>
     <w:p>
       <w:pPr>
         <w:pStyle w:val="a1"/>
       </w:pPr>
       <w:r>
-        <w:t xml:space="preserve">администратор системы: полный доступ ко всем функциональным возможностям системы, управление учетными записями пользователей, настройка параметров подсистемы, просмотр системных логов (журнала ошибок) и аудит активности пользователей, очистка </w:t>
-      </w:r>
-      <w:r>
-        <w:t>и</w:t>
-      </w:r>
-      <w:r>
-        <w:t xml:space="preserve"> оптимизация </w:t>
-      </w:r>
-      <w:r>
-        <w:t>БД</w:t>
-      </w:r>
-      <w:r>
-        <w:t>.</w:t>
+        <w:t>8 ГБ оперативной памяти;</w:t>
+      </w:r>
+    </w:p>
+    <w:p>
+      <w:pPr>
+        <w:pStyle w:val="a1"/>
+      </w:pPr>
+      <w:r>
+        <w:t>накопитель с 10 ГБ свободного дискового пространства;</w:t>
+      </w:r>
+    </w:p>
+    <w:p>
+      <w:pPr>
+        <w:pStyle w:val="a1"/>
+      </w:pPr>
+      <w:r>
+        <w:t>подключение к Интернету на скорости от 10 Мбит/с.</w:t>
       </w:r>
     </w:p>
     <w:p>
@@ -3426,230 +4148,131 @@
         <w:pStyle w:val="a3"/>
       </w:pPr>
       <w:r>
-        <w:t xml:space="preserve">Пользовательский интерфейс подсистемы должен быть динамичным, отзывчивым и интуитивно понятным для всех категорий пользователей, минимизируя человеческие ошибки при работе с медиафайлами. </w:t>
-      </w:r>
-      <w:r>
-        <w:t>В</w:t>
-      </w:r>
-      <w:r>
-        <w:t xml:space="preserve">еб-сайт </w:t>
-      </w:r>
-      <w:r>
-        <w:t xml:space="preserve">будет </w:t>
-      </w:r>
-      <w:r>
-        <w:t>должен</w:t>
-      </w:r>
-      <w:r>
-        <w:t xml:space="preserve"> в режиме реального времени визуализировать сложные интерактивные отчеты и ход сканирования сети, а также предоставлять удобные инструменты для фильтрации и сортировки реестра совпадений. При этом элементы управления, формы загрузки изображений, функции экспорта документов (*.pdf, *.docx, *.xlsx) и системные настройки должны динамически адаптироваться под конкретную роль </w:t>
-      </w:r>
-      <w:r>
-        <w:t>пользователя –</w:t>
-      </w:r>
-      <w:r>
-        <w:t xml:space="preserve"> гостя, юриста или администратора.</w:t>
-      </w:r>
-    </w:p>
-    <w:p>
-      <w:pPr>
-        <w:pStyle w:val="a3"/>
-      </w:pPr>
-      <w:r>
-        <w:t>Подсистема</w:t>
-      </w:r>
-      <w:r>
-        <w:t xml:space="preserve"> должна гарантировать высокий уровень конфиденциальности и целостности всей обрабатываемой информации, исключая несанкционированный доступ к </w:t>
-      </w:r>
-      <w:r>
-        <w:t>БД</w:t>
-      </w:r>
-      <w:r>
-        <w:t xml:space="preserve"> и результатам проверок. Взаимодействие между клиентской частью и сервером </w:t>
-      </w:r>
-      <w:r>
-        <w:t>должно</w:t>
-      </w:r>
-      <w:r>
-        <w:t xml:space="preserve"> осуществляться исключительно </w:t>
-      </w:r>
-      <w:r>
-        <w:t>по защищенному протоколу HTTPS</w:t>
-      </w:r>
-      <w:r>
-        <w:t xml:space="preserve">. Авторизация пользователей должна базироваться на строгом разграничении </w:t>
-      </w:r>
-      <w:r>
-        <w:lastRenderedPageBreak/>
-        <w:t xml:space="preserve">ролей, при этом хранение паролей в </w:t>
-      </w:r>
-      <w:r>
-        <w:t>СУБД</w:t>
-      </w:r>
-      <w:r>
-        <w:t xml:space="preserve"> допускается только в </w:t>
-      </w:r>
-      <w:r>
-        <w:t>защищённом</w:t>
-      </w:r>
-      <w:r>
-        <w:t xml:space="preserve"> виде с использованием </w:t>
-      </w:r>
-      <w:r>
-        <w:t xml:space="preserve">стойких механизмов </w:t>
-      </w:r>
-      <w:r>
-        <w:t xml:space="preserve">защиты данных. </w:t>
-      </w:r>
-      <w:r>
-        <w:t xml:space="preserve">Дополнительно подсистема должна </w:t>
-      </w:r>
-      <w:r>
-        <w:t xml:space="preserve">будет </w:t>
-      </w:r>
-      <w:r>
-        <w:t>вести непрерывный аудит активности пользователей и логирование системных ошибок в журнале администратора.</w:t>
-      </w:r>
-    </w:p>
-    <w:p>
-      <w:pPr>
-        <w:pStyle w:val="2"/>
-      </w:pPr>
-      <w:r>
-        <w:t>Выбор состава программных и технических средств</w:t>
-      </w:r>
-    </w:p>
-    <w:p>
-      <w:pPr>
-        <w:pStyle w:val="a3"/>
-      </w:pPr>
-      <w:r>
-        <w:t xml:space="preserve">Для реализации пользовательского интерфейса (клиентской части) подсистемы </w:t>
-      </w:r>
-      <w:r>
-        <w:t>необходимо использовать современный</w:t>
+        <w:t xml:space="preserve">Для работы серверной стороны подсистемы </w:t>
+      </w:r>
+      <w:r>
+        <w:t>будут</w:t>
       </w:r>
       <w:r>
         <w:t xml:space="preserve"> </w:t>
       </w:r>
       <w:r>
-        <w:rPr>
-          <w:lang w:val="en-US"/>
-        </w:rPr>
-        <w:t>JavaScript</w:t>
-      </w:r>
-      <w:r>
-        <w:t>-</w:t>
-      </w:r>
-      <w:r>
-        <w:t>фреймв</w:t>
-      </w:r>
-      <w:r>
-        <w:t>орк</w:t>
-      </w:r>
-      <w:r>
+        <w:t xml:space="preserve">необходимы </w:t>
+      </w:r>
+      <w:r>
+        <w:t>следующие минимальные требования для серверного компьютера:</w:t>
+      </w:r>
+    </w:p>
+    <w:p>
+      <w:pPr>
+        <w:pStyle w:val="a1"/>
+      </w:pPr>
+      <w:r>
+        <w:t>серверная ОС</w:t>
+      </w:r>
+      <w:r>
+        <w:t>;</w:t>
+      </w:r>
+    </w:p>
+    <w:p>
+      <w:pPr>
+        <w:pStyle w:val="a1"/>
+      </w:pPr>
+      <w:r>
+        <w:t xml:space="preserve">среда выполнения </w:t>
+      </w:r>
+      <w:proofErr w:type="spellStart"/>
+      <w:r>
+        <w:t>Microsoft</w:t>
+      </w:r>
+      <w:proofErr w:type="spellEnd"/>
+      <w:r>
+        <w:t xml:space="preserve"> .NET </w:t>
+      </w:r>
+      <w:proofErr w:type="spellStart"/>
+      <w:r>
+        <w:t>Runtime</w:t>
+      </w:r>
+      <w:proofErr w:type="spellEnd"/>
+      <w:r>
+        <w:t xml:space="preserve"> версии 10.0;</w:t>
+      </w:r>
+    </w:p>
+    <w:p>
+      <w:pPr>
+        <w:pStyle w:val="a1"/>
+      </w:pPr>
+      <w:r>
+        <w:t xml:space="preserve">СУБД </w:t>
+      </w:r>
+      <w:proofErr w:type="spellStart"/>
+      <w:r>
+        <w:t>PostgreSQL</w:t>
+      </w:r>
+      <w:proofErr w:type="spellEnd"/>
+      <w:r>
+        <w:rPr>
+          <w:lang w:val="en-US"/>
+        </w:rPr>
         <w:t xml:space="preserve"> </w:t>
       </w:r>
       <w:r>
-        <w:rPr>
-          <w:lang w:val="en-US"/>
-        </w:rPr>
-        <w:t>React</w:t>
-      </w:r>
-      <w:r>
-        <w:t>. Выбор данного</w:t>
-      </w:r>
-      <w:r>
-        <w:t xml:space="preserve"> средств</w:t>
-      </w:r>
-      <w:r>
-        <w:t>а</w:t>
-      </w:r>
-      <w:r>
-        <w:t xml:space="preserve"> обусловлен необходимостью создания динамичного, отзывчивого интерфейса, способного в реальном времени отображать сложные интерактивные отчеты и ход процесса сканирования сети.</w:t>
-      </w:r>
-    </w:p>
-    <w:p>
-      <w:pPr>
-        <w:pStyle w:val="a3"/>
-      </w:pPr>
-      <w:r>
-        <w:t>Для написания кода пользовательс</w:t>
-      </w:r>
-      <w:r>
-        <w:t xml:space="preserve">кого веб-интерфейса будет </w:t>
-      </w:r>
-      <w:r>
-        <w:t>использовать</w:t>
-      </w:r>
-      <w:r>
-        <w:t>ся</w:t>
-      </w:r>
+        <w:t>18</w:t>
+      </w:r>
+      <w:r>
+        <w:t>;</w:t>
+      </w:r>
+    </w:p>
+    <w:p>
+      <w:pPr>
+        <w:pStyle w:val="a1"/>
+      </w:pPr>
+      <w:r>
+        <w:t xml:space="preserve">веб-сервер </w:t>
+      </w:r>
+      <w:proofErr w:type="spellStart"/>
+      <w:r>
+        <w:t>Nginx</w:t>
+      </w:r>
+      <w:proofErr w:type="spellEnd"/>
       <w:r>
         <w:t xml:space="preserve"> </w:t>
       </w:r>
       <w:r>
-        <w:rPr>
-          <w:lang w:val="en-US"/>
-        </w:rPr>
-        <w:t>Visual</w:t>
+        <w:t>1.30.6</w:t>
+      </w:r>
+      <w:r>
+        <w:t>;</w:t>
+      </w:r>
+    </w:p>
+    <w:p>
+      <w:pPr>
+        <w:pStyle w:val="a1"/>
+      </w:pPr>
+      <w:r>
+        <w:t>4-х ядерный процессор, с частотой от 2.5 ГГц;</w:t>
+      </w:r>
+    </w:p>
+    <w:p>
+      <w:pPr>
+        <w:pStyle w:val="a1"/>
+      </w:pPr>
+      <w:r>
+        <w:t>16 ГБ оперативной памяти;</w:t>
+      </w:r>
+    </w:p>
+    <w:p>
+      <w:pPr>
+        <w:pStyle w:val="a1"/>
+      </w:pPr>
+      <w:r>
+        <w:t>накопитель</w:t>
       </w:r>
       <w:r>
         <w:t xml:space="preserve"> </w:t>
       </w:r>
       <w:r>
-        <w:rPr>
-          <w:lang w:val="en-US"/>
-        </w:rPr>
-        <w:t>Studio</w:t>
-      </w:r>
-      <w:r>
-        <w:t xml:space="preserve"> </w:t>
-      </w:r>
-      <w:r>
-        <w:rPr>
-          <w:lang w:val="en-US"/>
-        </w:rPr>
-        <w:t>Code</w:t>
-      </w:r>
-      <w:r>
-        <w:t>.</w:t>
-      </w:r>
-    </w:p>
-    <w:p>
-      <w:pPr>
-        <w:pStyle w:val="a3"/>
-      </w:pPr>
-      <w:r>
-        <w:t xml:space="preserve">Для реализации серверной логики, обработки изображений, взаимодействия с </w:t>
-      </w:r>
-      <w:r>
-        <w:t>БД</w:t>
-      </w:r>
-      <w:r>
-        <w:t xml:space="preserve"> и обеспечения интеграции с поисковыми модулями выбран современный объектно-ориентированный стек технологий на базе платформы Microsoft.</w:t>
-      </w:r>
-    </w:p>
-    <w:p>
-      <w:pPr>
-        <w:pStyle w:val="a3"/>
-      </w:pPr>
-      <w:r>
-        <w:t>В качестве основных компонентов</w:t>
-      </w:r>
-      <w:r>
-        <w:t xml:space="preserve"> стека разработки серверной части</w:t>
-      </w:r>
-      <w:r>
-        <w:t xml:space="preserve"> необходимо </w:t>
-      </w:r>
-      <w:r>
-        <w:t xml:space="preserve">будет </w:t>
-      </w:r>
-      <w:r>
-        <w:t>использовать</w:t>
-      </w:r>
-      <w:r>
-        <w:t>:</w:t>
+        <w:t>от 100 ГБ свободного места;</w:t>
       </w:r>
     </w:p>
     <w:p>
@@ -3657,378 +4280,9 @@
         <w:pStyle w:val="a1"/>
       </w:pPr>
       <w:r>
-        <w:t>язык программирован</w:t>
-      </w:r>
-      <w:r>
-        <w:t>ия C# и платформа .NET</w:t>
-      </w:r>
-      <w:r>
-        <w:t>, которые</w:t>
-      </w:r>
-      <w:r>
-        <w:t xml:space="preserve"> выступят</w:t>
-      </w:r>
-      <w:r>
-        <w:t xml:space="preserve"> в качестве основы для создания высокопроизводительных, масштабируемых и </w:t>
-      </w:r>
-      <w:r>
-        <w:t>кроссплатф</w:t>
-      </w:r>
-      <w:r>
-        <w:t xml:space="preserve">орменных серверных приложения </w:t>
-      </w:r>
-      <w:r>
-        <w:t>и системы поиска, сканирования и анализа данных;</w:t>
-      </w:r>
-    </w:p>
-    <w:p>
-      <w:pPr>
-        <w:pStyle w:val="a1"/>
-      </w:pPr>
-      <w:r>
-        <w:t>среда разработки Micr</w:t>
-      </w:r>
-      <w:r>
-        <w:t>osoft Visual Studio</w:t>
-      </w:r>
-      <w:r>
-        <w:t xml:space="preserve"> 2026</w:t>
-      </w:r>
-      <w:r>
-        <w:t>, которую буду</w:t>
-      </w:r>
-      <w:r>
-        <w:t>т</w:t>
-      </w:r>
-      <w:r>
-        <w:t xml:space="preserve"> </w:t>
-      </w:r>
-      <w:r>
-        <w:t>использовать</w:t>
-      </w:r>
-      <w:r>
-        <w:t xml:space="preserve"> для написания, отладки, профилирования и тестирования серверного кода подсистемы;</w:t>
-      </w:r>
-    </w:p>
-    <w:p>
-      <w:pPr>
-        <w:pStyle w:val="a1"/>
-      </w:pPr>
-      <w:r>
-        <w:t>СУБД PostgreSQL</w:t>
-      </w:r>
-      <w:r>
-        <w:t>, которую</w:t>
-      </w:r>
-      <w:r>
-        <w:t xml:space="preserve"> </w:t>
-      </w:r>
-      <w:r>
-        <w:t xml:space="preserve">будут </w:t>
-      </w:r>
-      <w:r>
-        <w:t>использовать</w:t>
-      </w:r>
-      <w:r>
-        <w:t xml:space="preserve"> для</w:t>
-      </w:r>
-      <w:r>
-        <w:t xml:space="preserve"> хранения информации подсистемы;</w:t>
-      </w:r>
-    </w:p>
-    <w:p>
-      <w:pPr>
-        <w:pStyle w:val="a1"/>
-      </w:pPr>
-      <w:r>
-        <w:lastRenderedPageBreak/>
-        <w:t>DBeaver, который будет</w:t>
-      </w:r>
-      <w:r>
-        <w:t xml:space="preserve"> </w:t>
-      </w:r>
-      <w:r>
-        <w:t>использовать</w:t>
-      </w:r>
-      <w:r>
-        <w:t>ся</w:t>
-      </w:r>
-      <w:r>
-        <w:t xml:space="preserve"> для администрирования PostgreSQL, проектирования таблиц, написания аналитических запросов, оптимизации индексов и контроля целостности данных;</w:t>
-      </w:r>
-    </w:p>
-    <w:p>
-      <w:pPr>
-        <w:pStyle w:val="a1"/>
-      </w:pPr>
-      <w:r>
-        <w:t>ORM-систему</w:t>
-      </w:r>
-      <w:r>
-        <w:t xml:space="preserve"> </w:t>
-      </w:r>
-      <w:r>
-        <w:t>EF Core</w:t>
-      </w:r>
-      <w:r>
-        <w:t>, которую</w:t>
-      </w:r>
-      <w:r>
-        <w:t xml:space="preserve"> </w:t>
-      </w:r>
-      <w:r>
-        <w:t>буду</w:t>
-      </w:r>
-      <w:r>
-        <w:t xml:space="preserve">т </w:t>
-      </w:r>
-      <w:r>
-        <w:t>применя</w:t>
-      </w:r>
-      <w:r>
-        <w:t>ть</w:t>
-      </w:r>
-      <w:r>
-        <w:t xml:space="preserve"> для организации удобного и безопасного объектно-реляционного отображения между кодом на C# и таблицами </w:t>
-      </w:r>
-      <w:r>
-        <w:t>в PostgreSQL, ускоряя разработку слоя работы с данными.</w:t>
-      </w:r>
-    </w:p>
-    <w:p>
-      <w:pPr>
-        <w:pStyle w:val="a3"/>
-      </w:pPr>
-      <w:r>
-        <w:t>Для работы с клиентской стороной</w:t>
-      </w:r>
-      <w:r>
-        <w:t xml:space="preserve"> подсистемы</w:t>
-      </w:r>
-      <w:r>
-        <w:t xml:space="preserve"> </w:t>
-      </w:r>
-      <w:r>
-        <w:t xml:space="preserve">будут необходимы </w:t>
-      </w:r>
-      <w:r>
-        <w:t>следующие минимальные требования для пользовательского</w:t>
-      </w:r>
-      <w:r>
-        <w:t xml:space="preserve"> компьютера:</w:t>
-      </w:r>
-    </w:p>
-    <w:p>
-      <w:pPr>
-        <w:pStyle w:val="a1"/>
-      </w:pPr>
-      <w:r>
-        <w:t xml:space="preserve">операционная система </w:t>
-      </w:r>
-      <w:r>
-        <w:rPr>
-          <w:lang w:val="en-US"/>
-        </w:rPr>
-        <w:t>Windows 11</w:t>
-      </w:r>
-      <w:r>
-        <w:rPr>
-          <w:lang w:val="en-US"/>
-        </w:rPr>
-        <w:t xml:space="preserve"> (64-bit)</w:t>
-      </w:r>
-      <w:r>
-        <w:rPr>
-          <w:lang w:val="en-US"/>
-        </w:rPr>
-        <w:t xml:space="preserve"> / </w:t>
-      </w:r>
-      <w:r>
-        <w:rPr>
-          <w:lang w:val="en-US"/>
-        </w:rPr>
-        <w:t>Apple macOS</w:t>
-      </w:r>
-      <w:r>
-        <w:rPr>
-          <w:lang w:val="en-US"/>
-        </w:rPr>
-        <w:t>;</w:t>
-      </w:r>
-    </w:p>
-    <w:p>
-      <w:pPr>
-        <w:pStyle w:val="a1"/>
-      </w:pPr>
-      <w:r>
-        <w:t>веб-браузер (</w:t>
-      </w:r>
-      <w:r>
-        <w:rPr>
-          <w:lang w:val="en-US"/>
-        </w:rPr>
-        <w:t>Google</w:t>
-      </w:r>
-      <w:r>
-        <w:t xml:space="preserve"> </w:t>
-      </w:r>
-      <w:r>
-        <w:rPr>
-          <w:lang w:val="en-US"/>
-        </w:rPr>
-        <w:t>Chrome</w:t>
-      </w:r>
-      <w:r>
-        <w:t xml:space="preserve">, </w:t>
-      </w:r>
-      <w:r>
-        <w:t xml:space="preserve">Яндекс.Браузер, </w:t>
-      </w:r>
-      <w:r>
-        <w:rPr>
-          <w:lang w:val="en-US"/>
-        </w:rPr>
-        <w:t>Mozilla</w:t>
-      </w:r>
-      <w:r>
-        <w:t xml:space="preserve"> </w:t>
-      </w:r>
-      <w:r>
-        <w:rPr>
-          <w:lang w:val="en-US"/>
-        </w:rPr>
-        <w:t>Firefox</w:t>
-      </w:r>
-      <w:r>
-        <w:t>);</w:t>
-      </w:r>
-    </w:p>
-    <w:p>
-      <w:pPr>
-        <w:pStyle w:val="a1"/>
-      </w:pPr>
-      <w:r>
-        <w:t>2-х ядерный процессор, с частотой от 2 ГГц;</w:t>
-      </w:r>
-    </w:p>
-    <w:p>
-      <w:pPr>
-        <w:pStyle w:val="a1"/>
-      </w:pPr>
-      <w:r>
-        <w:t>8 ГБ оперативной памяти;</w:t>
-      </w:r>
-    </w:p>
-    <w:p>
-      <w:pPr>
-        <w:pStyle w:val="a1"/>
-      </w:pPr>
-      <w:r>
-        <w:t>накопитель с 10 ГБ свободного дискового пространства;</w:t>
-      </w:r>
-    </w:p>
-    <w:p>
-      <w:pPr>
-        <w:pStyle w:val="a1"/>
-      </w:pPr>
-      <w:r>
-        <w:t>подключение к Интернету на скорости от 10 Мбит/с.</w:t>
-      </w:r>
-    </w:p>
-    <w:p>
-      <w:pPr>
-        <w:pStyle w:val="a3"/>
-      </w:pPr>
-      <w:r>
-        <w:t xml:space="preserve">Для работы серверной стороны подсистемы </w:t>
-      </w:r>
-      <w:r>
-        <w:t>будут</w:t>
-      </w:r>
-      <w:r>
-        <w:t xml:space="preserve"> </w:t>
-      </w:r>
-      <w:r>
-        <w:t xml:space="preserve">необходимы </w:t>
-      </w:r>
-      <w:r>
-        <w:t>следующие минимальные требования для серверного компьютера:</w:t>
-      </w:r>
-    </w:p>
-    <w:p>
-      <w:pPr>
-        <w:pStyle w:val="a1"/>
-      </w:pPr>
-      <w:r>
-        <w:t>операционная система Ubuntu Server 22.04 LTS;</w:t>
-      </w:r>
-    </w:p>
-    <w:p>
-      <w:pPr>
-        <w:pStyle w:val="a1"/>
-      </w:pPr>
-      <w:r>
-        <w:t>среда выполнения Microsoft .NET Runtime версии 10.0;</w:t>
-      </w:r>
-    </w:p>
-    <w:p>
-      <w:pPr>
-        <w:pStyle w:val="a1"/>
-      </w:pPr>
-      <w:r>
-        <w:t>СУБД PostgreSQL;</w:t>
-      </w:r>
-    </w:p>
-    <w:p>
-      <w:pPr>
-        <w:pStyle w:val="a1"/>
-      </w:pPr>
-      <w:r>
-        <w:t>веб-сервер Nginx;</w:t>
-      </w:r>
-    </w:p>
-    <w:p>
-      <w:pPr>
-        <w:pStyle w:val="a1"/>
-      </w:pPr>
-      <w:r>
-        <w:t>4-х ядерный процессор, с частотой от 2.5 ГГц;</w:t>
-      </w:r>
-    </w:p>
-    <w:p>
-      <w:pPr>
-        <w:pStyle w:val="a1"/>
-      </w:pPr>
-      <w:r>
-        <w:t>16 ГБ оперативной памяти;</w:t>
-      </w:r>
-    </w:p>
-    <w:p>
-      <w:pPr>
-        <w:pStyle w:val="a1"/>
-      </w:pPr>
-      <w:r>
-        <w:rPr>
-          <w:lang w:val="en-US"/>
-        </w:rPr>
-        <w:t>SSD</w:t>
-      </w:r>
-      <w:r>
-        <w:t xml:space="preserve"> </w:t>
-      </w:r>
-      <w:r>
-        <w:t>от 100 ГБ свободного места;</w:t>
-      </w:r>
-    </w:p>
-    <w:p>
-      <w:pPr>
-        <w:pStyle w:val="a1"/>
-      </w:pPr>
-      <w:r>
         <w:t>сетевой интерфейс 100 Мбит/с выделенного канала.</w:t>
       </w:r>
     </w:p>
-    <w:bookmarkEnd w:id="2"/>
     <w:p>
       <w:pPr>
         <w:pStyle w:val="1"/>
@@ -4180,7 +4434,21 @@
         <w:rPr>
           <w:highlight w:val="cyan"/>
         </w:rPr>
-        <w:t>оценка знаний обучающихся в соответствии с установленным стандартом.</w:t>
+        <w:t xml:space="preserve">оценка </w:t>
+      </w:r>
+      <w:proofErr w:type="gramStart"/>
+      <w:r>
+        <w:rPr>
+          <w:highlight w:val="cyan"/>
+        </w:rPr>
+        <w:t>знаний</w:t>
+      </w:r>
+      <w:proofErr w:type="gramEnd"/>
+      <w:r>
+        <w:rPr>
+          <w:highlight w:val="cyan"/>
+        </w:rPr>
+        <w:t xml:space="preserve"> обучающихся в соответствии с установленным стандартом.</w:t>
       </w:r>
     </w:p>
     <w:p>
@@ -4443,8 +4711,17 @@
             <w:rStyle w:val="af7"/>
             <w:highlight w:val="darkGray"/>
           </w:rPr>
-          <w:t>Использование диаграммы вариантов использования UML при проектировании программного обеспечения / Хабр</w:t>
+          <w:t xml:space="preserve">Использование диаграммы вариантов использования UML при проектировании программного обеспечения / </w:t>
         </w:r>
+        <w:proofErr w:type="spellStart"/>
+        <w:r>
+          <w:rPr>
+            <w:rStyle w:val="af7"/>
+            <w:highlight w:val="darkGray"/>
+          </w:rPr>
+          <w:t>Хабр</w:t>
+        </w:r>
+        <w:proofErr w:type="spellEnd"/>
       </w:hyperlink>
     </w:p>
     <w:p>
@@ -4703,7 +4980,35 @@
         <w:rPr>
           <w:highlight w:val="cyan"/>
         </w:rPr>
-        <w:t># исходя из соображений безопасности кода, простоты реализации пользовательского интерфейса с помощью технологии Windows Forms.</w:t>
+        <w:t xml:space="preserve"># исходя из соображений безопасности кода, простоты реализации пользовательского интерфейса с помощью технологии </w:t>
+      </w:r>
+      <w:proofErr w:type="spellStart"/>
+      <w:r>
+        <w:rPr>
+          <w:highlight w:val="cyan"/>
+        </w:rPr>
+        <w:t>Windows</w:t>
+      </w:r>
+      <w:proofErr w:type="spellEnd"/>
+      <w:r>
+        <w:rPr>
+          <w:highlight w:val="cyan"/>
+        </w:rPr>
+        <w:t xml:space="preserve"> </w:t>
+      </w:r>
+      <w:proofErr w:type="spellStart"/>
+      <w:r>
+        <w:rPr>
+          <w:highlight w:val="cyan"/>
+        </w:rPr>
+        <w:t>Forms</w:t>
+      </w:r>
+      <w:proofErr w:type="spellEnd"/>
+      <w:r>
+        <w:rPr>
+          <w:highlight w:val="cyan"/>
+        </w:rPr>
+        <w:t>.</w:t>
       </w:r>
     </w:p>
     <w:p>
@@ -4727,7 +5032,63 @@
         <w:rPr>
           <w:highlight w:val="cyan"/>
         </w:rPr>
-        <w:t xml:space="preserve"> выбрана Microsoft Visual Studio Community 2022, так как это быстрая, производительная и простая в освоении IDE. Она позволяет работать с различными языками программирования, в том числе C#.</w:t>
+        <w:t xml:space="preserve"> выбрана </w:t>
+      </w:r>
+      <w:proofErr w:type="spellStart"/>
+      <w:r>
+        <w:rPr>
+          <w:highlight w:val="cyan"/>
+        </w:rPr>
+        <w:t>Microsoft</w:t>
+      </w:r>
+      <w:proofErr w:type="spellEnd"/>
+      <w:r>
+        <w:rPr>
+          <w:highlight w:val="cyan"/>
+        </w:rPr>
+        <w:t xml:space="preserve"> </w:t>
+      </w:r>
+      <w:proofErr w:type="spellStart"/>
+      <w:r>
+        <w:rPr>
+          <w:highlight w:val="cyan"/>
+        </w:rPr>
+        <w:t>Visual</w:t>
+      </w:r>
+      <w:proofErr w:type="spellEnd"/>
+      <w:r>
+        <w:rPr>
+          <w:highlight w:val="cyan"/>
+        </w:rPr>
+        <w:t xml:space="preserve"> </w:t>
+      </w:r>
+      <w:proofErr w:type="spellStart"/>
+      <w:r>
+        <w:rPr>
+          <w:highlight w:val="cyan"/>
+        </w:rPr>
+        <w:t>Studio</w:t>
+      </w:r>
+      <w:proofErr w:type="spellEnd"/>
+      <w:r>
+        <w:rPr>
+          <w:highlight w:val="cyan"/>
+        </w:rPr>
+        <w:t xml:space="preserve"> </w:t>
+      </w:r>
+      <w:proofErr w:type="spellStart"/>
+      <w:r>
+        <w:rPr>
+          <w:highlight w:val="cyan"/>
+        </w:rPr>
+        <w:t>Community</w:t>
+      </w:r>
+      <w:proofErr w:type="spellEnd"/>
+      <w:r>
+        <w:rPr>
+          <w:highlight w:val="cyan"/>
+        </w:rPr>
+        <w:t xml:space="preserve"> 2022, так как это быстрая, производительная и простая в освоении IDE. Она позволяет работать с различными языками программирования, в том числе C#.</w:t>
       </w:r>
     </w:p>
     <w:p>
@@ -4741,7 +5102,35 @@
         <w:rPr>
           <w:highlight w:val="cyan"/>
         </w:rPr>
-        <w:t xml:space="preserve">Используя средства Windows Forms, требуется спроектировать интерфейс главной формы в соответствии с рисунком </w:t>
+        <w:t xml:space="preserve">Используя средства </w:t>
+      </w:r>
+      <w:proofErr w:type="spellStart"/>
+      <w:r>
+        <w:rPr>
+          <w:highlight w:val="cyan"/>
+        </w:rPr>
+        <w:t>Windows</w:t>
+      </w:r>
+      <w:proofErr w:type="spellEnd"/>
+      <w:r>
+        <w:rPr>
+          <w:highlight w:val="cyan"/>
+        </w:rPr>
+        <w:t xml:space="preserve"> </w:t>
+      </w:r>
+      <w:proofErr w:type="spellStart"/>
+      <w:r>
+        <w:rPr>
+          <w:highlight w:val="cyan"/>
+        </w:rPr>
+        <w:t>Forms</w:t>
+      </w:r>
+      <w:proofErr w:type="spellEnd"/>
+      <w:r>
+        <w:rPr>
+          <w:highlight w:val="cyan"/>
+        </w:rPr>
+        <w:t xml:space="preserve">, требуется спроектировать интерфейс главной формы в соответствии с рисунком </w:t>
       </w:r>
       <w:r>
         <w:rPr>
@@ -4941,8 +5330,18 @@
           <w:color w:val="000000"/>
           <w:szCs w:val="28"/>
         </w:rPr>
-        <w:t>Фрагмент кода обработчика StartToolStripMenuItem_Click</w:t>
-      </w:r>
+        <w:t xml:space="preserve">Фрагмент кода обработчика </w:t>
+      </w:r>
+      <w:proofErr w:type="spellStart"/>
+      <w:r>
+        <w:rPr>
+          <w:rFonts w:ascii="TimesNewRomanPSMT" w:hAnsi="TimesNewRomanPSMT"/>
+          <w:color w:val="000000"/>
+          <w:szCs w:val="28"/>
+        </w:rPr>
+        <w:t>StartToolStripMenuItem_Click</w:t>
+      </w:r>
+      <w:proofErr w:type="spellEnd"/>
     </w:p>
     <w:p>
       <w:pPr>
@@ -4959,23 +5358,69 @@
           <w:lang w:val="en-US"/>
         </w:rPr>
       </w:pPr>
-      <w:r>
-        <w:rPr>
-          <w:lang w:val="en-US"/>
-        </w:rPr>
-        <w:t>int[</w:t>
-      </w:r>
-      <w:r>
-        <w:rPr>
-          <w:lang w:val="en-US"/>
-        </w:rPr>
-        <w:t xml:space="preserve">] numbers = Enumerable.Range(0, </w:t>
-      </w:r>
-      <w:r>
-        <w:rPr>
-          <w:lang w:val="en-US"/>
-        </w:rPr>
-        <w:t xml:space="preserve">PeriodicTable.elements.Length).ToArray(); </w:t>
+      <w:proofErr w:type="spellStart"/>
+      <w:proofErr w:type="gramStart"/>
+      <w:r>
+        <w:rPr>
+          <w:lang w:val="en-US"/>
+        </w:rPr>
+        <w:t>int</w:t>
+      </w:r>
+      <w:proofErr w:type="spellEnd"/>
+      <w:r>
+        <w:rPr>
+          <w:lang w:val="en-US"/>
+        </w:rPr>
+        <w:t>[</w:t>
+      </w:r>
+      <w:proofErr w:type="gramEnd"/>
+      <w:r>
+        <w:rPr>
+          <w:lang w:val="en-US"/>
+        </w:rPr>
+        <w:t xml:space="preserve">] numbers = </w:t>
+      </w:r>
+      <w:proofErr w:type="spellStart"/>
+      <w:r>
+        <w:rPr>
+          <w:lang w:val="en-US"/>
+        </w:rPr>
+        <w:t>Enumerable.Range</w:t>
+      </w:r>
+      <w:proofErr w:type="spellEnd"/>
+      <w:r>
+        <w:rPr>
+          <w:lang w:val="en-US"/>
+        </w:rPr>
+        <w:t xml:space="preserve">(0, </w:t>
+      </w:r>
+      <w:proofErr w:type="spellStart"/>
+      <w:r>
+        <w:rPr>
+          <w:lang w:val="en-US"/>
+        </w:rPr>
+        <w:t>PeriodicTable.elements.Length</w:t>
+      </w:r>
+      <w:proofErr w:type="spellEnd"/>
+      <w:r>
+        <w:rPr>
+          <w:lang w:val="en-US"/>
+        </w:rPr>
+        <w:t>).</w:t>
+      </w:r>
+      <w:proofErr w:type="spellStart"/>
+      <w:r>
+        <w:rPr>
+          <w:lang w:val="en-US"/>
+        </w:rPr>
+        <w:t>ToArray</w:t>
+      </w:r>
+      <w:proofErr w:type="spellEnd"/>
+      <w:r>
+        <w:rPr>
+          <w:lang w:val="en-US"/>
+        </w:rPr>
+        <w:t xml:space="preserve">(); </w:t>
       </w:r>
     </w:p>
     <w:p>
@@ -4989,7 +5434,79 @@
         <w:rPr>
           <w:lang w:val="en-US"/>
         </w:rPr>
-        <w:t xml:space="preserve">for (int i = numbers.Length - 1; i &gt; 0; i--) </w:t>
+        <w:t>for (</w:t>
+      </w:r>
+      <w:proofErr w:type="spellStart"/>
+      <w:r>
+        <w:rPr>
+          <w:lang w:val="en-US"/>
+        </w:rPr>
+        <w:t>int</w:t>
+      </w:r>
+      <w:proofErr w:type="spellEnd"/>
+      <w:r>
+        <w:rPr>
+          <w:lang w:val="en-US"/>
+        </w:rPr>
+        <w:t xml:space="preserve"> </w:t>
+      </w:r>
+      <w:proofErr w:type="spellStart"/>
+      <w:r>
+        <w:rPr>
+          <w:lang w:val="en-US"/>
+        </w:rPr>
+        <w:t>i</w:t>
+      </w:r>
+      <w:proofErr w:type="spellEnd"/>
+      <w:r>
+        <w:rPr>
+          <w:lang w:val="en-US"/>
+        </w:rPr>
+        <w:t xml:space="preserve"> = </w:t>
+      </w:r>
+      <w:proofErr w:type="spellStart"/>
+      <w:proofErr w:type="gramStart"/>
+      <w:r>
+        <w:rPr>
+          <w:lang w:val="en-US"/>
+        </w:rPr>
+        <w:t>numbers.Length</w:t>
+      </w:r>
+      <w:proofErr w:type="spellEnd"/>
+      <w:proofErr w:type="gramEnd"/>
+      <w:r>
+        <w:rPr>
+          <w:lang w:val="en-US"/>
+        </w:rPr>
+        <w:t xml:space="preserve"> - 1; </w:t>
+      </w:r>
+      <w:proofErr w:type="spellStart"/>
+      <w:r>
+        <w:rPr>
+          <w:lang w:val="en-US"/>
+        </w:rPr>
+        <w:t>i</w:t>
+      </w:r>
+      <w:proofErr w:type="spellEnd"/>
+      <w:r>
+        <w:rPr>
+          <w:lang w:val="en-US"/>
+        </w:rPr>
+        <w:t xml:space="preserve"> &gt; 0; </w:t>
+      </w:r>
+      <w:proofErr w:type="spellStart"/>
+      <w:r>
+        <w:rPr>
+          <w:lang w:val="en-US"/>
+        </w:rPr>
+        <w:t>i</w:t>
+      </w:r>
+      <w:proofErr w:type="spellEnd"/>
+      <w:r>
+        <w:rPr>
+          <w:lang w:val="en-US"/>
+        </w:rPr>
+        <w:t xml:space="preserve">--) </w:t>
       </w:r>
     </w:p>
     <w:p>
@@ -5017,7 +5534,51 @@
         <w:rPr>
           <w:lang w:val="en-US"/>
         </w:rPr>
-        <w:t xml:space="preserve">    int j = random.Next(0, i + 1); </w:t>
+        <w:t xml:space="preserve">    </w:t>
+      </w:r>
+      <w:proofErr w:type="spellStart"/>
+      <w:r>
+        <w:rPr>
+          <w:lang w:val="en-US"/>
+        </w:rPr>
+        <w:t>int</w:t>
+      </w:r>
+      <w:proofErr w:type="spellEnd"/>
+      <w:r>
+        <w:rPr>
+          <w:lang w:val="en-US"/>
+        </w:rPr>
+        <w:t xml:space="preserve"> j = </w:t>
+      </w:r>
+      <w:proofErr w:type="spellStart"/>
+      <w:proofErr w:type="gramStart"/>
+      <w:r>
+        <w:rPr>
+          <w:lang w:val="en-US"/>
+        </w:rPr>
+        <w:t>random.Next</w:t>
+      </w:r>
+      <w:proofErr w:type="spellEnd"/>
+      <w:proofErr w:type="gramEnd"/>
+      <w:r>
+        <w:rPr>
+          <w:lang w:val="en-US"/>
+        </w:rPr>
+        <w:t xml:space="preserve">(0, </w:t>
+      </w:r>
+      <w:proofErr w:type="spellStart"/>
+      <w:r>
+        <w:rPr>
+          <w:lang w:val="en-US"/>
+        </w:rPr>
+        <w:t>i</w:t>
+      </w:r>
+      <w:proofErr w:type="spellEnd"/>
+      <w:r>
+        <w:rPr>
+          <w:lang w:val="en-US"/>
+        </w:rPr>
+        <w:t xml:space="preserve"> + 1); </w:t>
       </w:r>
     </w:p>
     <w:p>
@@ -5031,7 +5592,35 @@
         <w:rPr>
           <w:lang w:val="en-US"/>
         </w:rPr>
-        <w:t xml:space="preserve">    int temp = numbers[i]; </w:t>
+        <w:t xml:space="preserve">    </w:t>
+      </w:r>
+      <w:proofErr w:type="spellStart"/>
+      <w:r>
+        <w:rPr>
+          <w:lang w:val="en-US"/>
+        </w:rPr>
+        <w:t>int</w:t>
+      </w:r>
+      <w:proofErr w:type="spellEnd"/>
+      <w:r>
+        <w:rPr>
+          <w:lang w:val="en-US"/>
+        </w:rPr>
+        <w:t xml:space="preserve"> temp = numbers[</w:t>
+      </w:r>
+      <w:proofErr w:type="spellStart"/>
+      <w:r>
+        <w:rPr>
+          <w:lang w:val="en-US"/>
+        </w:rPr>
+        <w:t>i</w:t>
+      </w:r>
+      <w:proofErr w:type="spellEnd"/>
+      <w:r>
+        <w:rPr>
+          <w:lang w:val="en-US"/>
+        </w:rPr>
+        <w:t xml:space="preserve">]; </w:t>
       </w:r>
     </w:p>
     <w:p>
@@ -5045,7 +5634,21 @@
         <w:rPr>
           <w:lang w:val="en-US"/>
         </w:rPr>
-        <w:t xml:space="preserve">    numbers[i] = numbers[j]; </w:t>
+        <w:t xml:space="preserve">    numbers[</w:t>
+      </w:r>
+      <w:proofErr w:type="spellStart"/>
+      <w:r>
+        <w:rPr>
+          <w:lang w:val="en-US"/>
+        </w:rPr>
+        <w:t>i</w:t>
+      </w:r>
+      <w:proofErr w:type="spellEnd"/>
+      <w:r>
+        <w:rPr>
+          <w:lang w:val="en-US"/>
+        </w:rPr>
+        <w:t xml:space="preserve">] = numbers[j]; </w:t>
       </w:r>
     </w:p>
     <w:p>
@@ -5125,7 +5728,21 @@
         <w:rPr>
           <w:lang w:val="en-US"/>
         </w:rPr>
-        <w:t xml:space="preserve">elements = new Element[questionNumber]; </w:t>
+        <w:t>elements = new Element[</w:t>
+      </w:r>
+      <w:proofErr w:type="spellStart"/>
+      <w:r>
+        <w:rPr>
+          <w:lang w:val="en-US"/>
+        </w:rPr>
+        <w:t>questionNumber</w:t>
+      </w:r>
+      <w:proofErr w:type="spellEnd"/>
+      <w:r>
+        <w:rPr>
+          <w:lang w:val="en-US"/>
+        </w:rPr>
+        <w:t xml:space="preserve">]; </w:t>
       </w:r>
     </w:p>
     <w:p>
@@ -5139,7 +5756,77 @@
         <w:rPr>
           <w:lang w:val="en-US"/>
         </w:rPr>
-        <w:t xml:space="preserve">for (int i = 0; i &lt; questionNumber; i++) </w:t>
+        <w:t>for (</w:t>
+      </w:r>
+      <w:proofErr w:type="spellStart"/>
+      <w:r>
+        <w:rPr>
+          <w:lang w:val="en-US"/>
+        </w:rPr>
+        <w:t>int</w:t>
+      </w:r>
+      <w:proofErr w:type="spellEnd"/>
+      <w:r>
+        <w:rPr>
+          <w:lang w:val="en-US"/>
+        </w:rPr>
+        <w:t xml:space="preserve"> </w:t>
+      </w:r>
+      <w:proofErr w:type="spellStart"/>
+      <w:r>
+        <w:rPr>
+          <w:lang w:val="en-US"/>
+        </w:rPr>
+        <w:t>i</w:t>
+      </w:r>
+      <w:proofErr w:type="spellEnd"/>
+      <w:r>
+        <w:rPr>
+          <w:lang w:val="en-US"/>
+        </w:rPr>
+        <w:t xml:space="preserve"> = 0; </w:t>
+      </w:r>
+      <w:proofErr w:type="spellStart"/>
+      <w:r>
+        <w:rPr>
+          <w:lang w:val="en-US"/>
+        </w:rPr>
+        <w:t>i</w:t>
+      </w:r>
+      <w:proofErr w:type="spellEnd"/>
+      <w:r>
+        <w:rPr>
+          <w:lang w:val="en-US"/>
+        </w:rPr>
+        <w:t xml:space="preserve"> &lt; </w:t>
+      </w:r>
+      <w:proofErr w:type="spellStart"/>
+      <w:r>
+        <w:rPr>
+          <w:lang w:val="en-US"/>
+        </w:rPr>
+        <w:t>questionNumber</w:t>
+      </w:r>
+      <w:proofErr w:type="spellEnd"/>
+      <w:r>
+        <w:rPr>
+          <w:lang w:val="en-US"/>
+        </w:rPr>
+        <w:t xml:space="preserve">; </w:t>
+      </w:r>
+      <w:proofErr w:type="spellStart"/>
+      <w:r>
+        <w:rPr>
+          <w:lang w:val="en-US"/>
+        </w:rPr>
+        <w:t>i</w:t>
+      </w:r>
+      <w:proofErr w:type="spellEnd"/>
+      <w:r>
+        <w:rPr>
+          <w:lang w:val="en-US"/>
+        </w:rPr>
+        <w:t xml:space="preserve">++) </w:t>
       </w:r>
     </w:p>
     <w:p>
@@ -5167,7 +5854,49 @@
         <w:rPr>
           <w:lang w:val="en-US"/>
         </w:rPr>
-        <w:t xml:space="preserve">    elements[i] = PeriodicTable.elements[numbers[i]]; </w:t>
+        <w:t xml:space="preserve">    elements[</w:t>
+      </w:r>
+      <w:proofErr w:type="spellStart"/>
+      <w:r>
+        <w:rPr>
+          <w:lang w:val="en-US"/>
+        </w:rPr>
+        <w:t>i</w:t>
+      </w:r>
+      <w:proofErr w:type="spellEnd"/>
+      <w:r>
+        <w:rPr>
+          <w:lang w:val="en-US"/>
+        </w:rPr>
+        <w:t xml:space="preserve">] = </w:t>
+      </w:r>
+      <w:proofErr w:type="spellStart"/>
+      <w:r>
+        <w:rPr>
+          <w:lang w:val="en-US"/>
+        </w:rPr>
+        <w:t>PeriodicTable.elements</w:t>
+      </w:r>
+      <w:proofErr w:type="spellEnd"/>
+      <w:r>
+        <w:rPr>
+          <w:lang w:val="en-US"/>
+        </w:rPr>
+        <w:t>[numbers[</w:t>
+      </w:r>
+      <w:proofErr w:type="spellStart"/>
+      <w:r>
+        <w:rPr>
+          <w:lang w:val="en-US"/>
+        </w:rPr>
+        <w:t>i</w:t>
+      </w:r>
+      <w:proofErr w:type="spellEnd"/>
+      <w:r>
+        <w:rPr>
+          <w:lang w:val="en-US"/>
+        </w:rPr>
+        <w:t xml:space="preserve">]]; </w:t>
       </w:r>
     </w:p>
     <w:p>
@@ -5232,11 +5961,19 @@
           <w:lang w:val="en-US"/>
         </w:rPr>
       </w:pPr>
-      <w:r>
-        <w:rPr>
-          <w:lang w:val="en-US"/>
-        </w:rPr>
-        <w:t>settingsToolStripMenuItem.Enabled = false;</w:t>
+      <w:proofErr w:type="spellStart"/>
+      <w:r>
+        <w:rPr>
+          <w:lang w:val="en-US"/>
+        </w:rPr>
+        <w:t>settingsToolStripMenuItem.Enabled</w:t>
+      </w:r>
+      <w:proofErr w:type="spellEnd"/>
+      <w:r>
+        <w:rPr>
+          <w:lang w:val="en-US"/>
+        </w:rPr>
+        <w:t xml:space="preserve"> = false;</w:t>
       </w:r>
     </w:p>
     <w:p>
@@ -5246,11 +5983,19 @@
           <w:lang w:val="en-US"/>
         </w:rPr>
       </w:pPr>
-      <w:r>
-        <w:rPr>
-          <w:lang w:val="en-US"/>
-        </w:rPr>
-        <w:t>submitButton.Enabled = true; //</w:t>
+      <w:proofErr w:type="spellStart"/>
+      <w:r>
+        <w:rPr>
+          <w:lang w:val="en-US"/>
+        </w:rPr>
+        <w:t>submitButton.Enabled</w:t>
+      </w:r>
+      <w:proofErr w:type="spellEnd"/>
+      <w:r>
+        <w:rPr>
+          <w:lang w:val="en-US"/>
+        </w:rPr>
+        <w:t xml:space="preserve"> = true; //</w:t>
       </w:r>
       <w:r>
         <w:t>Активация</w:t>
@@ -5345,7 +6090,21 @@
         <w:rPr>
           <w:lang w:val="en-US"/>
         </w:rPr>
-        <w:t>if (isTimeChecked) //</w:t>
+        <w:t>if (</w:t>
+      </w:r>
+      <w:proofErr w:type="spellStart"/>
+      <w:r>
+        <w:rPr>
+          <w:lang w:val="en-US"/>
+        </w:rPr>
+        <w:t>isTimeChecked</w:t>
+      </w:r>
+      <w:proofErr w:type="spellEnd"/>
+      <w:r>
+        <w:rPr>
+          <w:lang w:val="en-US"/>
+        </w:rPr>
+        <w:t>) //</w:t>
       </w:r>
       <w:r>
         <w:t>Запуск</w:t>
@@ -5419,7 +6178,21 @@
         <w:rPr>
           <w:lang w:val="en-US"/>
         </w:rPr>
-        <w:t xml:space="preserve">    timerLabel.Text = $"{min}:00"; </w:t>
+        <w:t xml:space="preserve">    </w:t>
+      </w:r>
+      <w:proofErr w:type="spellStart"/>
+      <w:r>
+        <w:rPr>
+          <w:lang w:val="en-US"/>
+        </w:rPr>
+        <w:t>timerLabel.Text</w:t>
+      </w:r>
+      <w:proofErr w:type="spellEnd"/>
+      <w:r>
+        <w:rPr>
+          <w:lang w:val="en-US"/>
+        </w:rPr>
+        <w:t xml:space="preserve"> = $"{min}:00"; </w:t>
       </w:r>
     </w:p>
     <w:p>
@@ -5433,66 +6206,86 @@
         <w:rPr>
           <w:lang w:val="en-US"/>
         </w:rPr>
-        <w:t xml:space="preserve">    timer.Start(); </w:t>
+        <w:t xml:space="preserve">    </w:t>
+      </w:r>
+      <w:proofErr w:type="spellStart"/>
+      <w:proofErr w:type="gramStart"/>
+      <w:r>
+        <w:rPr>
+          <w:lang w:val="en-US"/>
+        </w:rPr>
+        <w:t>timer.Start</w:t>
+      </w:r>
+      <w:proofErr w:type="spellEnd"/>
+      <w:proofErr w:type="gramEnd"/>
+      <w:r>
+        <w:rPr>
+          <w:lang w:val="en-US"/>
+        </w:rPr>
+        <w:t xml:space="preserve">(); </w:t>
       </w:r>
     </w:p>
     <w:p>
       <w:pPr>
         <w:pStyle w:val="aff0"/>
-        <w:rPr>
-          <w:lang w:val="en-US"/>
-        </w:rPr>
-      </w:pPr>
-      <w:r>
-        <w:rPr>
-          <w:lang w:val="en-US"/>
-        </w:rPr>
+      </w:pPr>
+      <w:r>
         <w:t xml:space="preserve">} </w:t>
       </w:r>
     </w:p>
     <w:p>
       <w:pPr>
         <w:pStyle w:val="aff0"/>
-        <w:rPr>
-          <w:lang w:val="en-US"/>
-        </w:rPr>
-      </w:pPr>
-      <w:r>
-        <w:rPr>
-          <w:lang w:val="en-US"/>
-        </w:rPr>
-        <w:t xml:space="preserve">IsStarted = true; </w:t>
+      </w:pPr>
+      <w:proofErr w:type="spellStart"/>
+      <w:r>
+        <w:rPr>
+          <w:lang w:val="en-US"/>
+        </w:rPr>
+        <w:t>IsStarted</w:t>
+      </w:r>
+      <w:proofErr w:type="spellEnd"/>
+      <w:r>
+        <w:t xml:space="preserve"> = </w:t>
+      </w:r>
+      <w:r>
+        <w:rPr>
+          <w:lang w:val="en-US"/>
+        </w:rPr>
+        <w:t>true</w:t>
+      </w:r>
+      <w:r>
+        <w:t xml:space="preserve">; </w:t>
       </w:r>
     </w:p>
     <w:p>
       <w:pPr>
         <w:pStyle w:val="aff0"/>
-        <w:rPr>
-          <w:lang w:val="en-US"/>
-        </w:rPr>
-      </w:pPr>
-      <w:r>
-        <w:rPr>
-          <w:lang w:val="en-US"/>
-        </w:rPr>
-        <w:t xml:space="preserve">Renew(); // </w:t>
+      </w:pPr>
+      <w:proofErr w:type="gramStart"/>
+      <w:r>
+        <w:rPr>
+          <w:lang w:val="en-US"/>
+        </w:rPr>
+        <w:t>Renew</w:t>
+      </w:r>
+      <w:r>
+        <w:t>(</w:t>
+      </w:r>
+      <w:proofErr w:type="gramEnd"/>
+      <w:r>
+        <w:t xml:space="preserve">); // </w:t>
       </w:r>
       <w:r>
         <w:t>Обновление</w:t>
       </w:r>
       <w:r>
-        <w:rPr>
-          <w:lang w:val="en-US"/>
-        </w:rPr>
         <w:t xml:space="preserve"> </w:t>
       </w:r>
       <w:r>
         <w:t>содержимого</w:t>
       </w:r>
       <w:r>
-        <w:rPr>
-          <w:lang w:val="en-US"/>
-        </w:rPr>
         <w:t xml:space="preserve"> </w:t>
       </w:r>
       <w:r>
@@ -5598,7 +6391,21 @@
         <w:rPr>
           <w:highlight w:val="darkGray"/>
         </w:rPr>
-        <w:t>. Если настольное приложение разработано на кроссплатформенном фреймворке можно представить так же его, но скриншоты должны быть для мобильной версии</w:t>
+        <w:t xml:space="preserve">. Если настольное приложение разработано на кроссплатформенном </w:t>
+      </w:r>
+      <w:proofErr w:type="spellStart"/>
+      <w:r>
+        <w:rPr>
+          <w:highlight w:val="darkGray"/>
+        </w:rPr>
+        <w:t>фреймворке</w:t>
+      </w:r>
+      <w:proofErr w:type="spellEnd"/>
+      <w:r>
+        <w:rPr>
+          <w:highlight w:val="darkGray"/>
+        </w:rPr>
+        <w:t xml:space="preserve"> можно представить так же его, но скриншоты должны быть для мобильной версии</w:t>
       </w:r>
     </w:p>
     <w:p>
@@ -5626,7 +6433,21 @@
         <w:rPr>
           <w:highlight w:val="darkGray"/>
         </w:rPr>
-        <w:t xml:space="preserve"> (точки останова/логирование)</w:t>
+        <w:t xml:space="preserve"> (точки останова/</w:t>
+      </w:r>
+      <w:proofErr w:type="spellStart"/>
+      <w:r>
+        <w:rPr>
+          <w:highlight w:val="darkGray"/>
+        </w:rPr>
+        <w:t>логирование</w:t>
+      </w:r>
+      <w:proofErr w:type="spellEnd"/>
+      <w:r>
+        <w:rPr>
+          <w:highlight w:val="darkGray"/>
+        </w:rPr>
+        <w:t>)</w:t>
       </w:r>
     </w:p>
     <w:p>
@@ -5636,11 +6457,33 @@
       <w:r>
         <w:t xml:space="preserve">Для отладки приложения используется комплекс средств </w:t>
       </w:r>
+      <w:proofErr w:type="spellStart"/>
       <w:r>
         <w:rPr>
           <w:highlight w:val="yellow"/>
         </w:rPr>
-        <w:t>Visual Studio 2022</w:t>
+        <w:t>Visual</w:t>
+      </w:r>
+      <w:proofErr w:type="spellEnd"/>
+      <w:r>
+        <w:rPr>
+          <w:highlight w:val="yellow"/>
+        </w:rPr>
+        <w:t xml:space="preserve"> </w:t>
+      </w:r>
+      <w:proofErr w:type="spellStart"/>
+      <w:r>
+        <w:rPr>
+          <w:highlight w:val="yellow"/>
+        </w:rPr>
+        <w:t>Studio</w:t>
+      </w:r>
+      <w:proofErr w:type="spellEnd"/>
+      <w:r>
+        <w:rPr>
+          <w:highlight w:val="yellow"/>
+        </w:rPr>
+        <w:t xml:space="preserve"> 2022</w:t>
       </w:r>
       <w:r>
         <w:t>,</w:t>
@@ -6343,8 +7186,17 @@
         <w:t xml:space="preserve">Метод для тестирования одного из компонентов программы </w:t>
       </w:r>
       <w:r>
-        <w:t xml:space="preserve">при помощи фреймворка </w:t>
-      </w:r>
+        <w:t xml:space="preserve">при помощи </w:t>
+      </w:r>
+      <w:proofErr w:type="spellStart"/>
+      <w:r>
+        <w:t>фреймворка</w:t>
+      </w:r>
+      <w:proofErr w:type="spellEnd"/>
+      <w:r>
+        <w:t xml:space="preserve"> </w:t>
+      </w:r>
+      <w:proofErr w:type="spellStart"/>
       <w:r>
         <w:rPr>
           <w:highlight w:val="yellow"/>
@@ -6352,6 +7204,7 @@
         </w:rPr>
         <w:t>xUnit</w:t>
       </w:r>
+      <w:proofErr w:type="spellEnd"/>
       <w:r>
         <w:t xml:space="preserve"> </w:t>
       </w:r>
@@ -6422,7 +7275,39 @@
           <w:highlight w:val="cyan"/>
           <w:lang w:val="en-US"/>
         </w:rPr>
-        <w:t>public void NavigateTo_SetsCurrentViewModel()</w:t>
+        <w:t xml:space="preserve">public void </w:t>
+      </w:r>
+      <w:proofErr w:type="spellStart"/>
+      <w:r>
+        <w:rPr>
+          <w:highlight w:val="cyan"/>
+          <w:lang w:val="en-US"/>
+        </w:rPr>
+        <w:t>NavigateTo_</w:t>
+      </w:r>
+      <w:proofErr w:type="gramStart"/>
+      <w:r>
+        <w:rPr>
+          <w:highlight w:val="cyan"/>
+          <w:lang w:val="en-US"/>
+        </w:rPr>
+        <w:t>SetsCurrentViewModel</w:t>
+      </w:r>
+      <w:proofErr w:type="spellEnd"/>
+      <w:r>
+        <w:rPr>
+          <w:highlight w:val="cyan"/>
+          <w:lang w:val="en-US"/>
+        </w:rPr>
+        <w:t>(</w:t>
+      </w:r>
+      <w:proofErr w:type="gramEnd"/>
+      <w:r>
+        <w:rPr>
+          <w:highlight w:val="cyan"/>
+          <w:lang w:val="en-US"/>
+        </w:rPr>
+        <w:t>)</w:t>
       </w:r>
     </w:p>
     <w:p>
@@ -6480,8 +7365,17 @@
           <w:highlight w:val="cyan"/>
           <w:lang w:val="en-US"/>
         </w:rPr>
-        <w:t xml:space="preserve"> ViewModelBase</w:t>
-      </w:r>
+        <w:t xml:space="preserve"> </w:t>
+      </w:r>
+      <w:proofErr w:type="spellStart"/>
+      <w:r>
+        <w:rPr>
+          <w:highlight w:val="cyan"/>
+          <w:lang w:val="en-US"/>
+        </w:rPr>
+        <w:t>ViewModelBase</w:t>
+      </w:r>
+      <w:proofErr w:type="spellEnd"/>
     </w:p>
     <w:p>
       <w:pPr>
@@ -6496,7 +7390,64 @@
           <w:highlight w:val="cyan"/>
           <w:lang w:val="en-US"/>
         </w:rPr>
-        <w:t xml:space="preserve">    var dummyViewModel = new BaseViewModel();</w:t>
+        <w:t xml:space="preserve">    </w:t>
+      </w:r>
+      <w:proofErr w:type="spellStart"/>
+      <w:r>
+        <w:rPr>
+          <w:highlight w:val="cyan"/>
+          <w:lang w:val="en-US"/>
+        </w:rPr>
+        <w:t>var</w:t>
+      </w:r>
+      <w:proofErr w:type="spellEnd"/>
+      <w:r>
+        <w:rPr>
+          <w:highlight w:val="cyan"/>
+          <w:lang w:val="en-US"/>
+        </w:rPr>
+        <w:t xml:space="preserve"> </w:t>
+      </w:r>
+      <w:proofErr w:type="spellStart"/>
+      <w:r>
+        <w:rPr>
+          <w:highlight w:val="cyan"/>
+          <w:lang w:val="en-US"/>
+        </w:rPr>
+        <w:t>dummyViewModel</w:t>
+      </w:r>
+      <w:proofErr w:type="spellEnd"/>
+      <w:r>
+        <w:rPr>
+          <w:highlight w:val="cyan"/>
+          <w:lang w:val="en-US"/>
+        </w:rPr>
+        <w:t xml:space="preserve"> = new </w:t>
+      </w:r>
+      <w:proofErr w:type="spellStart"/>
+      <w:proofErr w:type="gramStart"/>
+      <w:r>
+        <w:rPr>
+          <w:highlight w:val="cyan"/>
+          <w:lang w:val="en-US"/>
+        </w:rPr>
+        <w:t>BaseViewModel</w:t>
+      </w:r>
+      <w:proofErr w:type="spellEnd"/>
+      <w:r>
+        <w:rPr>
+          <w:highlight w:val="cyan"/>
+          <w:lang w:val="en-US"/>
+        </w:rPr>
+        <w:t>(</w:t>
+      </w:r>
+      <w:proofErr w:type="gramEnd"/>
+      <w:r>
+        <w:rPr>
+          <w:highlight w:val="cyan"/>
+          <w:lang w:val="en-US"/>
+        </w:rPr>
+        <w:t>);</w:t>
       </w:r>
     </w:p>
     <w:p>
@@ -6512,7 +7463,64 @@
           <w:highlight w:val="cyan"/>
           <w:lang w:val="en-US"/>
         </w:rPr>
-        <w:t xml:space="preserve">    var serviceProdider = new Mock&lt;IServiceProvider&gt;();</w:t>
+        <w:t xml:space="preserve">    </w:t>
+      </w:r>
+      <w:proofErr w:type="spellStart"/>
+      <w:r>
+        <w:rPr>
+          <w:highlight w:val="cyan"/>
+          <w:lang w:val="en-US"/>
+        </w:rPr>
+        <w:t>var</w:t>
+      </w:r>
+      <w:proofErr w:type="spellEnd"/>
+      <w:r>
+        <w:rPr>
+          <w:highlight w:val="cyan"/>
+          <w:lang w:val="en-US"/>
+        </w:rPr>
+        <w:t xml:space="preserve"> </w:t>
+      </w:r>
+      <w:proofErr w:type="spellStart"/>
+      <w:r>
+        <w:rPr>
+          <w:highlight w:val="cyan"/>
+          <w:lang w:val="en-US"/>
+        </w:rPr>
+        <w:t>serviceProdider</w:t>
+      </w:r>
+      <w:proofErr w:type="spellEnd"/>
+      <w:r>
+        <w:rPr>
+          <w:highlight w:val="cyan"/>
+          <w:lang w:val="en-US"/>
+        </w:rPr>
+        <w:t xml:space="preserve"> = new Mock&lt;</w:t>
+      </w:r>
+      <w:proofErr w:type="spellStart"/>
+      <w:r>
+        <w:rPr>
+          <w:highlight w:val="cyan"/>
+          <w:lang w:val="en-US"/>
+        </w:rPr>
+        <w:t>IServiceProvider</w:t>
+      </w:r>
+      <w:proofErr w:type="spellEnd"/>
+      <w:proofErr w:type="gramStart"/>
+      <w:r>
+        <w:rPr>
+          <w:highlight w:val="cyan"/>
+          <w:lang w:val="en-US"/>
+        </w:rPr>
+        <w:t>&gt;(</w:t>
+      </w:r>
+      <w:proofErr w:type="gramEnd"/>
+      <w:r>
+        <w:rPr>
+          <w:highlight w:val="cyan"/>
+          <w:lang w:val="en-US"/>
+        </w:rPr>
+        <w:t>);</w:t>
       </w:r>
     </w:p>
     <w:p>
@@ -6528,7 +7536,89 @@
           <w:highlight w:val="cyan"/>
           <w:lang w:val="en-US"/>
         </w:rPr>
-        <w:t xml:space="preserve">    sp.Setup(x =&gt; x.GetService(typeof(BaseViewModel))).Returns(dummyViewModel);</w:t>
+        <w:t xml:space="preserve">    </w:t>
+      </w:r>
+      <w:proofErr w:type="spellStart"/>
+      <w:proofErr w:type="gramStart"/>
+      <w:r>
+        <w:rPr>
+          <w:highlight w:val="cyan"/>
+          <w:lang w:val="en-US"/>
+        </w:rPr>
+        <w:t>sp.Setup</w:t>
+      </w:r>
+      <w:proofErr w:type="spellEnd"/>
+      <w:proofErr w:type="gramEnd"/>
+      <w:r>
+        <w:rPr>
+          <w:highlight w:val="cyan"/>
+          <w:lang w:val="en-US"/>
+        </w:rPr>
+        <w:t xml:space="preserve">(x =&gt; </w:t>
+      </w:r>
+      <w:proofErr w:type="spellStart"/>
+      <w:r>
+        <w:rPr>
+          <w:highlight w:val="cyan"/>
+          <w:lang w:val="en-US"/>
+        </w:rPr>
+        <w:t>x.GetService</w:t>
+      </w:r>
+      <w:proofErr w:type="spellEnd"/>
+      <w:r>
+        <w:rPr>
+          <w:highlight w:val="cyan"/>
+          <w:lang w:val="en-US"/>
+        </w:rPr>
+        <w:t>(</w:t>
+      </w:r>
+      <w:proofErr w:type="spellStart"/>
+      <w:r>
+        <w:rPr>
+          <w:highlight w:val="cyan"/>
+          <w:lang w:val="en-US"/>
+        </w:rPr>
+        <w:t>typeof</w:t>
+      </w:r>
+      <w:proofErr w:type="spellEnd"/>
+      <w:r>
+        <w:rPr>
+          <w:highlight w:val="cyan"/>
+          <w:lang w:val="en-US"/>
+        </w:rPr>
+        <w:t>(</w:t>
+      </w:r>
+      <w:proofErr w:type="spellStart"/>
+      <w:r>
+        <w:rPr>
+          <w:highlight w:val="cyan"/>
+          <w:lang w:val="en-US"/>
+        </w:rPr>
+        <w:t>BaseViewModel</w:t>
+      </w:r>
+      <w:proofErr w:type="spellEnd"/>
+      <w:r>
+        <w:rPr>
+          <w:highlight w:val="cyan"/>
+          <w:lang w:val="en-US"/>
+        </w:rPr>
+        <w:t>))).Returns(</w:t>
+      </w:r>
+      <w:proofErr w:type="spellStart"/>
+      <w:r>
+        <w:rPr>
+          <w:highlight w:val="cyan"/>
+          <w:lang w:val="en-US"/>
+        </w:rPr>
+        <w:t>dummyViewModel</w:t>
+      </w:r>
+      <w:proofErr w:type="spellEnd"/>
+      <w:r>
+        <w:rPr>
+          <w:highlight w:val="cyan"/>
+          <w:lang w:val="en-US"/>
+        </w:rPr>
+        <w:t>);</w:t>
       </w:r>
     </w:p>
     <w:p>
@@ -6553,7 +7643,57 @@
           <w:highlight w:val="cyan"/>
           <w:lang w:val="en-US"/>
         </w:rPr>
-        <w:t xml:space="preserve">    var navigation = new NavigationService(sp.Object);</w:t>
+        <w:t xml:space="preserve">    </w:t>
+      </w:r>
+      <w:proofErr w:type="spellStart"/>
+      <w:r>
+        <w:rPr>
+          <w:highlight w:val="cyan"/>
+          <w:lang w:val="en-US"/>
+        </w:rPr>
+        <w:t>var</w:t>
+      </w:r>
+      <w:proofErr w:type="spellEnd"/>
+      <w:r>
+        <w:rPr>
+          <w:highlight w:val="cyan"/>
+          <w:lang w:val="en-US"/>
+        </w:rPr>
+        <w:t xml:space="preserve"> navigation = new </w:t>
+      </w:r>
+      <w:proofErr w:type="spellStart"/>
+      <w:r>
+        <w:rPr>
+          <w:highlight w:val="cyan"/>
+          <w:lang w:val="en-US"/>
+        </w:rPr>
+        <w:t>NavigationService</w:t>
+      </w:r>
+      <w:proofErr w:type="spellEnd"/>
+      <w:r>
+        <w:rPr>
+          <w:highlight w:val="cyan"/>
+          <w:lang w:val="en-US"/>
+        </w:rPr>
+        <w:t>(</w:t>
+      </w:r>
+      <w:proofErr w:type="spellStart"/>
+      <w:proofErr w:type="gramStart"/>
+      <w:r>
+        <w:rPr>
+          <w:highlight w:val="cyan"/>
+          <w:lang w:val="en-US"/>
+        </w:rPr>
+        <w:t>sp.Object</w:t>
+      </w:r>
+      <w:proofErr w:type="spellEnd"/>
+      <w:proofErr w:type="gramEnd"/>
+      <w:r>
+        <w:rPr>
+          <w:highlight w:val="cyan"/>
+          <w:lang w:val="en-US"/>
+        </w:rPr>
+        <w:t>);</w:t>
       </w:r>
     </w:p>
     <w:p>
@@ -6577,6 +7717,7 @@
         <w:pStyle w:val="aff0"/>
         <w:rPr>
           <w:highlight w:val="cyan"/>
+          <w:lang w:val="en-US"/>
         </w:rPr>
       </w:pPr>
       <w:r>
@@ -6589,6 +7730,7 @@
       <w:r>
         <w:rPr>
           <w:highlight w:val="cyan"/>
+          <w:lang w:val="en-US"/>
         </w:rPr>
         <w:t xml:space="preserve">// </w:t>
       </w:r>
@@ -6601,6 +7743,7 @@
       <w:r>
         <w:rPr>
           <w:highlight w:val="cyan"/>
+          <w:lang w:val="en-US"/>
         </w:rPr>
         <w:t xml:space="preserve"> </w:t>
       </w:r>
@@ -6613,6 +7756,7 @@
       <w:r>
         <w:rPr>
           <w:highlight w:val="cyan"/>
+          <w:lang w:val="en-US"/>
         </w:rPr>
         <w:t xml:space="preserve"> </w:t>
       </w:r>
@@ -6628,14 +7772,18 @@
         <w:pStyle w:val="aff0"/>
         <w:rPr>
           <w:highlight w:val="cyan"/>
-        </w:rPr>
-      </w:pPr>
-      <w:r>
-        <w:rPr>
-          <w:highlight w:val="cyan"/>
+          <w:lang w:val="en-US"/>
+        </w:rPr>
+      </w:pPr>
+      <w:r>
+        <w:rPr>
+          <w:highlight w:val="cyan"/>
+          <w:lang w:val="en-US"/>
         </w:rPr>
         <w:t xml:space="preserve">    </w:t>
       </w:r>
+      <w:proofErr w:type="spellStart"/>
+      <w:proofErr w:type="gramStart"/>
       <w:r>
         <w:rPr>
           <w:highlight w:val="cyan"/>
@@ -6646,6 +7794,7 @@
       <w:r>
         <w:rPr>
           <w:highlight w:val="cyan"/>
+          <w:lang w:val="en-US"/>
         </w:rPr>
         <w:t>.</w:t>
       </w:r>
@@ -6656,12 +7805,16 @@
         </w:rPr>
         <w:t>NavigateTo</w:t>
       </w:r>
-      <w:r>
-        <w:rPr>
-          <w:highlight w:val="cyan"/>
+      <w:proofErr w:type="spellEnd"/>
+      <w:proofErr w:type="gramEnd"/>
+      <w:r>
+        <w:rPr>
+          <w:highlight w:val="cyan"/>
+          <w:lang w:val="en-US"/>
         </w:rPr>
         <w:t>&lt;</w:t>
       </w:r>
+      <w:proofErr w:type="spellStart"/>
       <w:r>
         <w:rPr>
           <w:highlight w:val="cyan"/>
@@ -6669,9 +7822,11 @@
         </w:rPr>
         <w:t>BaseViewModel</w:t>
       </w:r>
-      <w:r>
-        <w:rPr>
-          <w:highlight w:val="cyan"/>
+      <w:proofErr w:type="spellEnd"/>
+      <w:r>
+        <w:rPr>
+          <w:highlight w:val="cyan"/>
+          <w:lang w:val="en-US"/>
         </w:rPr>
         <w:t>&gt;();</w:t>
       </w:r>
@@ -6681,6 +7836,7 @@
         <w:pStyle w:val="aff0"/>
         <w:rPr>
           <w:highlight w:val="cyan"/>
+          <w:lang w:val="en-US"/>
         </w:rPr>
       </w:pPr>
     </w:p>
@@ -6694,6 +7850,7 @@
       <w:r>
         <w:rPr>
           <w:highlight w:val="cyan"/>
+          <w:lang w:val="en-US"/>
         </w:rPr>
         <w:t xml:space="preserve">    </w:t>
       </w:r>
@@ -6718,12 +7875,55 @@
         </w:rPr>
         <w:t xml:space="preserve">    </w:t>
       </w:r>
-      <w:r>
-        <w:rPr>
-          <w:highlight w:val="cyan"/>
-          <w:lang w:val="en-US"/>
-        </w:rPr>
-        <w:t>Assert.Equal(dummyViewModel, navigation.CurrentViewModel);</w:t>
+      <w:proofErr w:type="spellStart"/>
+      <w:r>
+        <w:rPr>
+          <w:highlight w:val="cyan"/>
+          <w:lang w:val="en-US"/>
+        </w:rPr>
+        <w:t>Assert.Equal</w:t>
+      </w:r>
+      <w:proofErr w:type="spellEnd"/>
+      <w:r>
+        <w:rPr>
+          <w:highlight w:val="cyan"/>
+          <w:lang w:val="en-US"/>
+        </w:rPr>
+        <w:t>(</w:t>
+      </w:r>
+      <w:proofErr w:type="spellStart"/>
+      <w:r>
+        <w:rPr>
+          <w:highlight w:val="cyan"/>
+          <w:lang w:val="en-US"/>
+        </w:rPr>
+        <w:t>dummyViewModel</w:t>
+      </w:r>
+      <w:proofErr w:type="spellEnd"/>
+      <w:r>
+        <w:rPr>
+          <w:highlight w:val="cyan"/>
+          <w:lang w:val="en-US"/>
+        </w:rPr>
+        <w:t xml:space="preserve">, </w:t>
+      </w:r>
+      <w:proofErr w:type="spellStart"/>
+      <w:proofErr w:type="gramStart"/>
+      <w:r>
+        <w:rPr>
+          <w:highlight w:val="cyan"/>
+          <w:lang w:val="en-US"/>
+        </w:rPr>
+        <w:t>navigation.CurrentViewModel</w:t>
+      </w:r>
+      <w:proofErr w:type="spellEnd"/>
+      <w:proofErr w:type="gramEnd"/>
+      <w:r>
+        <w:rPr>
+          <w:highlight w:val="cyan"/>
+          <w:lang w:val="en-US"/>
+        </w:rPr>
+        <w:t>);</w:t>
       </w:r>
     </w:p>
     <w:p>
@@ -6740,12 +7940,21 @@
         </w:rPr>
         <w:t xml:space="preserve">    </w:t>
       </w:r>
-      <w:r>
-        <w:rPr>
-          <w:highlight w:val="cyan"/>
-        </w:rPr>
-        <w:t>Assert.False(</w:t>
-      </w:r>
+      <w:proofErr w:type="spellStart"/>
+      <w:r>
+        <w:rPr>
+          <w:highlight w:val="cyan"/>
+        </w:rPr>
+        <w:t>Assert.False</w:t>
+      </w:r>
+      <w:proofErr w:type="spellEnd"/>
+      <w:r>
+        <w:rPr>
+          <w:highlight w:val="cyan"/>
+        </w:rPr>
+        <w:t>(</w:t>
+      </w:r>
+      <w:proofErr w:type="gramStart"/>
       <w:r>
         <w:rPr>
           <w:highlight w:val="cyan"/>
@@ -6757,7 +7966,22 @@
         <w:rPr>
           <w:highlight w:val="cyan"/>
         </w:rPr>
-        <w:t>.CanGoBack);</w:t>
+        <w:t>.</w:t>
+      </w:r>
+      <w:proofErr w:type="spellStart"/>
+      <w:r>
+        <w:rPr>
+          <w:highlight w:val="cyan"/>
+        </w:rPr>
+        <w:t>CanGoBack</w:t>
+      </w:r>
+      <w:proofErr w:type="spellEnd"/>
+      <w:proofErr w:type="gramEnd"/>
+      <w:r>
+        <w:rPr>
+          <w:highlight w:val="cyan"/>
+        </w:rPr>
+        <w:t>);</w:t>
       </w:r>
     </w:p>
     <w:p>
@@ -6784,7 +8008,15 @@
         <w:t xml:space="preserve">птимизация </w:t>
       </w:r>
       <w:r>
-        <w:t xml:space="preserve">и рефакторинг </w:t>
+        <w:t xml:space="preserve">и </w:t>
+      </w:r>
+      <w:proofErr w:type="spellStart"/>
+      <w:r>
+        <w:t>рефакторинг</w:t>
+      </w:r>
+      <w:proofErr w:type="spellEnd"/>
+      <w:r>
+        <w:t xml:space="preserve"> </w:t>
       </w:r>
       <w:r>
         <w:t>программного кода</w:t>
@@ -6802,7 +8034,21 @@
         <w:rPr>
           <w:highlight w:val="darkGray"/>
         </w:rPr>
-        <w:t>Описание процесса рефакторинга кода (именование, дублирующийся код)</w:t>
+        <w:t xml:space="preserve">Описание процесса </w:t>
+      </w:r>
+      <w:proofErr w:type="spellStart"/>
+      <w:r>
+        <w:rPr>
+          <w:highlight w:val="darkGray"/>
+        </w:rPr>
+        <w:t>рефакторинга</w:t>
+      </w:r>
+      <w:proofErr w:type="spellEnd"/>
+      <w:r>
+        <w:rPr>
+          <w:highlight w:val="darkGray"/>
+        </w:rPr>
+        <w:t xml:space="preserve"> кода (именование, дублирующийся код)</w:t>
       </w:r>
     </w:p>
     <w:p>
@@ -6818,6 +8064,7 @@
         </w:rPr>
         <w:t xml:space="preserve">В процессе анализа кода обнаружены нарушения стиля именования кода у некоторых переменных и методов. Требуется привести код к единому стилю </w:t>
       </w:r>
+      <w:proofErr w:type="spellStart"/>
       <w:r>
         <w:rPr>
           <w:highlight w:val="cyan"/>
@@ -6825,6 +8072,7 @@
         </w:rPr>
         <w:t>camelCase</w:t>
       </w:r>
+      <w:proofErr w:type="spellEnd"/>
       <w:r>
         <w:rPr>
           <w:highlight w:val="cyan"/>
@@ -6842,7 +8090,21 @@
         <w:rPr>
           <w:highlight w:val="cyan"/>
         </w:rPr>
-        <w:t xml:space="preserve">#. Фрагмент кода до и после рефакторинга приведены в листинге </w:t>
+        <w:t xml:space="preserve">#. Фрагмент кода до и после </w:t>
+      </w:r>
+      <w:proofErr w:type="spellStart"/>
+      <w:r>
+        <w:rPr>
+          <w:highlight w:val="cyan"/>
+        </w:rPr>
+        <w:t>рефакторинга</w:t>
+      </w:r>
+      <w:proofErr w:type="spellEnd"/>
+      <w:r>
+        <w:rPr>
+          <w:highlight w:val="cyan"/>
+        </w:rPr>
+        <w:t xml:space="preserve"> приведены в листинге </w:t>
       </w:r>
       <w:r>
         <w:rPr>
@@ -6868,22 +8130,66 @@
         <w:rPr>
           <w:highlight w:val="cyan"/>
         </w:rPr>
-        <w:t>Листинг 9 – Код до и после рефакторинга</w:t>
-      </w:r>
+        <w:t xml:space="preserve">Листинг 9 – Код до и после </w:t>
+      </w:r>
+      <w:proofErr w:type="spellStart"/>
+      <w:r>
+        <w:rPr>
+          <w:highlight w:val="cyan"/>
+        </w:rPr>
+        <w:t>рефакторинга</w:t>
+      </w:r>
+      <w:proofErr w:type="spellEnd"/>
     </w:p>
     <w:p>
       <w:pPr>
         <w:pStyle w:val="aff0"/>
         <w:rPr>
           <w:highlight w:val="cyan"/>
-        </w:rPr>
-      </w:pPr>
-      <w:r>
-        <w:rPr>
-          <w:highlight w:val="cyan"/>
-        </w:rPr>
-        <w:t>//Код до рефакторинга</w:t>
-      </w:r>
+          <w:lang w:val="en-US"/>
+        </w:rPr>
+      </w:pPr>
+      <w:r>
+        <w:rPr>
+          <w:highlight w:val="cyan"/>
+          <w:lang w:val="en-US"/>
+        </w:rPr>
+        <w:t>//</w:t>
+      </w:r>
+      <w:r>
+        <w:rPr>
+          <w:highlight w:val="cyan"/>
+        </w:rPr>
+        <w:t>Код</w:t>
+      </w:r>
+      <w:r>
+        <w:rPr>
+          <w:highlight w:val="cyan"/>
+          <w:lang w:val="en-US"/>
+        </w:rPr>
+        <w:t xml:space="preserve"> </w:t>
+      </w:r>
+      <w:r>
+        <w:rPr>
+          <w:highlight w:val="cyan"/>
+        </w:rPr>
+        <w:t>до</w:t>
+      </w:r>
+      <w:r>
+        <w:rPr>
+          <w:highlight w:val="cyan"/>
+          <w:lang w:val="en-US"/>
+        </w:rPr>
+        <w:t xml:space="preserve"> </w:t>
+      </w:r>
+      <w:proofErr w:type="spellStart"/>
+      <w:r>
+        <w:rPr>
+          <w:highlight w:val="cyan"/>
+        </w:rPr>
+        <w:t>рефакторинга</w:t>
+      </w:r>
+      <w:proofErr w:type="spellEnd"/>
     </w:p>
     <w:p>
       <w:pPr>
@@ -6893,12 +8199,71 @@
           <w:lang w:val="en-US"/>
         </w:rPr>
       </w:pPr>
-      <w:r>
-        <w:rPr>
-          <w:highlight w:val="cyan"/>
-          <w:lang w:val="en-US"/>
-        </w:rPr>
-        <w:t>var library_сontext = _context.Books.Include(b =&gt; b.IdAuthorNavigation);</w:t>
+      <w:proofErr w:type="spellStart"/>
+      <w:r>
+        <w:rPr>
+          <w:highlight w:val="cyan"/>
+          <w:lang w:val="en-US"/>
+        </w:rPr>
+        <w:t>var</w:t>
+      </w:r>
+      <w:proofErr w:type="spellEnd"/>
+      <w:r>
+        <w:rPr>
+          <w:highlight w:val="cyan"/>
+          <w:lang w:val="en-US"/>
+        </w:rPr>
+        <w:t xml:space="preserve"> </w:t>
+      </w:r>
+      <w:proofErr w:type="spellStart"/>
+      <w:r>
+        <w:rPr>
+          <w:highlight w:val="cyan"/>
+          <w:lang w:val="en-US"/>
+        </w:rPr>
+        <w:t>library_сontext</w:t>
+      </w:r>
+      <w:proofErr w:type="spellEnd"/>
+      <w:r>
+        <w:rPr>
+          <w:highlight w:val="cyan"/>
+          <w:lang w:val="en-US"/>
+        </w:rPr>
+        <w:t xml:space="preserve"> = _</w:t>
+      </w:r>
+      <w:proofErr w:type="spellStart"/>
+      <w:proofErr w:type="gramStart"/>
+      <w:r>
+        <w:rPr>
+          <w:highlight w:val="cyan"/>
+          <w:lang w:val="en-US"/>
+        </w:rPr>
+        <w:t>context.Books.Include</w:t>
+      </w:r>
+      <w:proofErr w:type="spellEnd"/>
+      <w:proofErr w:type="gramEnd"/>
+      <w:r>
+        <w:rPr>
+          <w:highlight w:val="cyan"/>
+          <w:lang w:val="en-US"/>
+        </w:rPr>
+        <w:t xml:space="preserve">(b =&gt; </w:t>
+      </w:r>
+      <w:proofErr w:type="spellStart"/>
+      <w:r>
+        <w:rPr>
+          <w:highlight w:val="cyan"/>
+          <w:lang w:val="en-US"/>
+        </w:rPr>
+        <w:t>b.IdAuthorNavigation</w:t>
+      </w:r>
+      <w:proofErr w:type="spellEnd"/>
+      <w:r>
+        <w:rPr>
+          <w:highlight w:val="cyan"/>
+          <w:lang w:val="en-US"/>
+        </w:rPr>
+        <w:t>);</w:t>
       </w:r>
     </w:p>
     <w:p>
@@ -6924,14 +8289,50 @@
         <w:pStyle w:val="aff0"/>
         <w:rPr>
           <w:highlight w:val="cyan"/>
-        </w:rPr>
-      </w:pPr>
-      <w:r>
-        <w:rPr>
-          <w:highlight w:val="cyan"/>
-        </w:rPr>
-        <w:t>//Код после рефакторинга</w:t>
-      </w:r>
+          <w:lang w:val="en-US"/>
+        </w:rPr>
+      </w:pPr>
+      <w:r>
+        <w:rPr>
+          <w:highlight w:val="cyan"/>
+          <w:lang w:val="en-US"/>
+        </w:rPr>
+        <w:t>//</w:t>
+      </w:r>
+      <w:r>
+        <w:rPr>
+          <w:highlight w:val="cyan"/>
+        </w:rPr>
+        <w:t>Код</w:t>
+      </w:r>
+      <w:r>
+        <w:rPr>
+          <w:highlight w:val="cyan"/>
+          <w:lang w:val="en-US"/>
+        </w:rPr>
+        <w:t xml:space="preserve"> </w:t>
+      </w:r>
+      <w:r>
+        <w:rPr>
+          <w:highlight w:val="cyan"/>
+        </w:rPr>
+        <w:t>после</w:t>
+      </w:r>
+      <w:r>
+        <w:rPr>
+          <w:highlight w:val="cyan"/>
+          <w:lang w:val="en-US"/>
+        </w:rPr>
+        <w:t xml:space="preserve"> </w:t>
+      </w:r>
+      <w:proofErr w:type="spellStart"/>
+      <w:r>
+        <w:rPr>
+          <w:highlight w:val="cyan"/>
+        </w:rPr>
+        <w:t>рефакторинга</w:t>
+      </w:r>
+      <w:proofErr w:type="spellEnd"/>
     </w:p>
     <w:p>
       <w:pPr>
@@ -6941,12 +8342,71 @@
           <w:lang w:val="en-US"/>
         </w:rPr>
       </w:pPr>
-      <w:r>
-        <w:rPr>
-          <w:highlight w:val="cyan"/>
-          <w:lang w:val="en-US"/>
-        </w:rPr>
-        <w:t>var libraryContext = _context.Books.Include(b =&gt; b.IdAuthorNavigation);</w:t>
+      <w:proofErr w:type="spellStart"/>
+      <w:r>
+        <w:rPr>
+          <w:highlight w:val="cyan"/>
+          <w:lang w:val="en-US"/>
+        </w:rPr>
+        <w:t>var</w:t>
+      </w:r>
+      <w:proofErr w:type="spellEnd"/>
+      <w:r>
+        <w:rPr>
+          <w:highlight w:val="cyan"/>
+          <w:lang w:val="en-US"/>
+        </w:rPr>
+        <w:t xml:space="preserve"> </w:t>
+      </w:r>
+      <w:proofErr w:type="spellStart"/>
+      <w:r>
+        <w:rPr>
+          <w:highlight w:val="cyan"/>
+          <w:lang w:val="en-US"/>
+        </w:rPr>
+        <w:t>libraryContext</w:t>
+      </w:r>
+      <w:proofErr w:type="spellEnd"/>
+      <w:r>
+        <w:rPr>
+          <w:highlight w:val="cyan"/>
+          <w:lang w:val="en-US"/>
+        </w:rPr>
+        <w:t xml:space="preserve"> = _</w:t>
+      </w:r>
+      <w:proofErr w:type="spellStart"/>
+      <w:proofErr w:type="gramStart"/>
+      <w:r>
+        <w:rPr>
+          <w:highlight w:val="cyan"/>
+          <w:lang w:val="en-US"/>
+        </w:rPr>
+        <w:t>context.Books.Include</w:t>
+      </w:r>
+      <w:proofErr w:type="spellEnd"/>
+      <w:proofErr w:type="gramEnd"/>
+      <w:r>
+        <w:rPr>
+          <w:highlight w:val="cyan"/>
+          <w:lang w:val="en-US"/>
+        </w:rPr>
+        <w:t xml:space="preserve">(b =&gt; </w:t>
+      </w:r>
+      <w:proofErr w:type="spellStart"/>
+      <w:r>
+        <w:rPr>
+          <w:highlight w:val="cyan"/>
+          <w:lang w:val="en-US"/>
+        </w:rPr>
+        <w:t>b.IdAuthorNavigation</w:t>
+      </w:r>
+      <w:proofErr w:type="spellEnd"/>
+      <w:r>
+        <w:rPr>
+          <w:highlight w:val="cyan"/>
+          <w:lang w:val="en-US"/>
+        </w:rPr>
+        <w:t>);</w:t>
       </w:r>
     </w:p>
     <w:p>
@@ -6959,11 +8419,19 @@
         </w:rPr>
         <w:t xml:space="preserve">Описание процесса оптимизации кода с помощью </w:t>
       </w:r>
+      <w:proofErr w:type="spellStart"/>
       <w:r>
         <w:rPr>
           <w:highlight w:val="darkGray"/>
         </w:rPr>
-        <w:t>многопоточности / асинхронности</w:t>
+        <w:t>многопоточности</w:t>
+      </w:r>
+      <w:proofErr w:type="spellEnd"/>
+      <w:r>
+        <w:rPr>
+          <w:highlight w:val="darkGray"/>
+        </w:rPr>
+        <w:t xml:space="preserve"> / асинхронности</w:t>
       </w:r>
     </w:p>
     <w:p>
@@ -6991,6 +8459,7 @@
         </w:rPr>
         <w:t xml:space="preserve"> приложения обнаружен метод </w:t>
       </w:r>
+      <w:proofErr w:type="spellStart"/>
       <w:r>
         <w:rPr>
           <w:highlight w:val="cyan"/>
@@ -6998,6 +8467,7 @@
         </w:rPr>
         <w:t>AuthorExists</w:t>
       </w:r>
+      <w:proofErr w:type="spellEnd"/>
       <w:r>
         <w:rPr>
           <w:highlight w:val="cyan"/>
@@ -7084,13 +8554,67 @@
         <w:pStyle w:val="aff0"/>
         <w:rPr>
           <w:highlight w:val="cyan"/>
-        </w:rPr>
-      </w:pPr>
-      <w:r>
-        <w:rPr>
-          <w:highlight w:val="cyan"/>
-        </w:rPr>
-        <w:t xml:space="preserve">//Версия метода до оптимизации </w:t>
+          <w:lang w:val="en-US"/>
+        </w:rPr>
+      </w:pPr>
+      <w:r>
+        <w:rPr>
+          <w:highlight w:val="cyan"/>
+          <w:lang w:val="en-US"/>
+        </w:rPr>
+        <w:t>//</w:t>
+      </w:r>
+      <w:r>
+        <w:rPr>
+          <w:highlight w:val="cyan"/>
+        </w:rPr>
+        <w:t>Версия</w:t>
+      </w:r>
+      <w:r>
+        <w:rPr>
+          <w:highlight w:val="cyan"/>
+          <w:lang w:val="en-US"/>
+        </w:rPr>
+        <w:t xml:space="preserve"> </w:t>
+      </w:r>
+      <w:r>
+        <w:rPr>
+          <w:highlight w:val="cyan"/>
+        </w:rPr>
+        <w:t>метода</w:t>
+      </w:r>
+      <w:r>
+        <w:rPr>
+          <w:highlight w:val="cyan"/>
+          <w:lang w:val="en-US"/>
+        </w:rPr>
+        <w:t xml:space="preserve"> </w:t>
+      </w:r>
+      <w:r>
+        <w:rPr>
+          <w:highlight w:val="cyan"/>
+        </w:rPr>
+        <w:t>до</w:t>
+      </w:r>
+      <w:r>
+        <w:rPr>
+          <w:highlight w:val="cyan"/>
+          <w:lang w:val="en-US"/>
+        </w:rPr>
+        <w:t xml:space="preserve"> </w:t>
+      </w:r>
+      <w:r>
+        <w:rPr>
+          <w:highlight w:val="cyan"/>
+        </w:rPr>
+        <w:t>оптимизации</w:t>
+      </w:r>
+      <w:r>
+        <w:rPr>
+          <w:highlight w:val="cyan"/>
+          <w:lang w:val="en-US"/>
+        </w:rPr>
+        <w:t xml:space="preserve"> </w:t>
       </w:r>
     </w:p>
     <w:p>
@@ -7106,8 +8630,26 @@
           <w:highlight w:val="cyan"/>
           <w:lang w:val="en-US"/>
         </w:rPr>
-        <w:t>private bool AuthorExists(</w:t>
-      </w:r>
+        <w:t xml:space="preserve">private bool </w:t>
+      </w:r>
+      <w:proofErr w:type="spellStart"/>
+      <w:proofErr w:type="gramStart"/>
+      <w:r>
+        <w:rPr>
+          <w:highlight w:val="cyan"/>
+          <w:lang w:val="en-US"/>
+        </w:rPr>
+        <w:t>AuthorExists</w:t>
+      </w:r>
+      <w:proofErr w:type="spellEnd"/>
+      <w:r>
+        <w:rPr>
+          <w:highlight w:val="cyan"/>
+          <w:lang w:val="en-US"/>
+        </w:rPr>
+        <w:t>(</w:t>
+      </w:r>
+      <w:proofErr w:type="gramEnd"/>
       <w:r>
         <w:rPr>
           <w:highlight w:val="cyan"/>
@@ -7166,7 +8708,33 @@
           <w:highlight w:val="cyan"/>
           <w:lang w:val="en-US"/>
         </w:rPr>
-        <w:t xml:space="preserve">    return _context.Authors.Any(e =&gt; e.</w:t>
+        <w:t xml:space="preserve">    return _</w:t>
+      </w:r>
+      <w:proofErr w:type="spellStart"/>
+      <w:proofErr w:type="gramStart"/>
+      <w:r>
+        <w:rPr>
+          <w:highlight w:val="cyan"/>
+          <w:lang w:val="en-US"/>
+        </w:rPr>
+        <w:t>context.Authors.Any</w:t>
+      </w:r>
+      <w:proofErr w:type="spellEnd"/>
+      <w:proofErr w:type="gramEnd"/>
+      <w:r>
+        <w:rPr>
+          <w:highlight w:val="cyan"/>
+          <w:lang w:val="en-US"/>
+        </w:rPr>
+        <w:t xml:space="preserve">(e =&gt; </w:t>
+      </w:r>
+      <w:proofErr w:type="spellStart"/>
+      <w:r>
+        <w:rPr>
+          <w:highlight w:val="cyan"/>
+          <w:lang w:val="en-US"/>
+        </w:rPr>
+        <w:t>e.</w:t>
       </w:r>
       <w:r>
         <w:rPr>
@@ -7175,6 +8743,7 @@
         </w:rPr>
         <w:t>Name</w:t>
       </w:r>
+      <w:proofErr w:type="spellEnd"/>
       <w:r>
         <w:rPr>
           <w:highlight w:val="cyan"/>
@@ -7202,11 +8771,13 @@
         <w:pStyle w:val="aff0"/>
         <w:rPr>
           <w:highlight w:val="cyan"/>
-        </w:rPr>
-      </w:pPr>
-      <w:r>
-        <w:rPr>
-          <w:highlight w:val="cyan"/>
+          <w:lang w:val="en-US"/>
+        </w:rPr>
+      </w:pPr>
+      <w:r>
+        <w:rPr>
+          <w:highlight w:val="cyan"/>
+          <w:lang w:val="en-US"/>
         </w:rPr>
         <w:lastRenderedPageBreak/>
         <w:t>}</w:t>
@@ -7217,6 +8788,7 @@
         <w:pStyle w:val="aff0"/>
         <w:rPr>
           <w:highlight w:val="cyan"/>
+          <w:lang w:val="en-US"/>
         </w:rPr>
       </w:pPr>
     </w:p>
@@ -7225,6 +8797,7 @@
         <w:pStyle w:val="aff0"/>
         <w:rPr>
           <w:highlight w:val="cyan"/>
+          <w:lang w:val="en-US"/>
         </w:rPr>
       </w:pPr>
     </w:p>
@@ -7302,8 +8875,42 @@
           <w:highlight w:val="cyan"/>
           <w:lang w:val="en-US"/>
         </w:rPr>
-        <w:t>private async Task&lt;bool&gt; AuthorExists(</w:t>
-      </w:r>
+        <w:t xml:space="preserve">private </w:t>
+      </w:r>
+      <w:proofErr w:type="spellStart"/>
+      <w:r>
+        <w:rPr>
+          <w:highlight w:val="cyan"/>
+          <w:lang w:val="en-US"/>
+        </w:rPr>
+        <w:t>async</w:t>
+      </w:r>
+      <w:proofErr w:type="spellEnd"/>
+      <w:r>
+        <w:rPr>
+          <w:highlight w:val="cyan"/>
+          <w:lang w:val="en-US"/>
+        </w:rPr>
+        <w:t xml:space="preserve"> Task&lt;bool&gt; </w:t>
+      </w:r>
+      <w:proofErr w:type="spellStart"/>
+      <w:proofErr w:type="gramStart"/>
+      <w:r>
+        <w:rPr>
+          <w:highlight w:val="cyan"/>
+          <w:lang w:val="en-US"/>
+        </w:rPr>
+        <w:t>AuthorExists</w:t>
+      </w:r>
+      <w:proofErr w:type="spellEnd"/>
+      <w:r>
+        <w:rPr>
+          <w:highlight w:val="cyan"/>
+          <w:lang w:val="en-US"/>
+        </w:rPr>
+        <w:t>(</w:t>
+      </w:r>
+      <w:proofErr w:type="gramEnd"/>
       <w:r>
         <w:rPr>
           <w:highlight w:val="cyan"/>
@@ -7355,7 +8962,41 @@
           <w:highlight w:val="cyan"/>
           <w:lang w:val="en-US"/>
         </w:rPr>
-        <w:t>return _context.Authors.Any(e =&gt; e.Name == name);</w:t>
+        <w:t>return _</w:t>
+      </w:r>
+      <w:proofErr w:type="spellStart"/>
+      <w:proofErr w:type="gramStart"/>
+      <w:r>
+        <w:rPr>
+          <w:highlight w:val="cyan"/>
+          <w:lang w:val="en-US"/>
+        </w:rPr>
+        <w:t>context.Authors.Any</w:t>
+      </w:r>
+      <w:proofErr w:type="spellEnd"/>
+      <w:proofErr w:type="gramEnd"/>
+      <w:r>
+        <w:rPr>
+          <w:highlight w:val="cyan"/>
+          <w:lang w:val="en-US"/>
+        </w:rPr>
+        <w:t xml:space="preserve">(e =&gt; </w:t>
+      </w:r>
+      <w:proofErr w:type="spellStart"/>
+      <w:r>
+        <w:rPr>
+          <w:highlight w:val="cyan"/>
+          <w:lang w:val="en-US"/>
+        </w:rPr>
+        <w:t>e.Name</w:t>
+      </w:r>
+      <w:proofErr w:type="spellEnd"/>
+      <w:r>
+        <w:rPr>
+          <w:highlight w:val="cyan"/>
+          <w:lang w:val="en-US"/>
+        </w:rPr>
+        <w:t xml:space="preserve"> == name);</w:t>
       </w:r>
     </w:p>
     <w:p>
@@ -7396,7 +9037,21 @@
         <w:rPr>
           <w:highlight w:val="yellow"/>
         </w:rPr>
-        <w:t>Муниципальном бюджетном общеобразовательном учреждении «Патракеевская основная школа»</w:t>
+        <w:t>Муниципальном бюджетном общеобразовательном учреждении «</w:t>
+      </w:r>
+      <w:proofErr w:type="spellStart"/>
+      <w:r>
+        <w:rPr>
+          <w:highlight w:val="yellow"/>
+        </w:rPr>
+        <w:t>Патракеевская</w:t>
+      </w:r>
+      <w:proofErr w:type="spellEnd"/>
+      <w:r>
+        <w:rPr>
+          <w:highlight w:val="yellow"/>
+        </w:rPr>
+        <w:t xml:space="preserve"> основная школа»</w:t>
       </w:r>
       <w:r>
         <w:t xml:space="preserve"> предприятием предоставлено все необходимое оборудование и ПО.</w:t>
@@ -7813,7 +9468,21 @@
         <w:rPr>
           <w:highlight w:val="cyan"/>
         </w:rPr>
-        <w:t>осуществлен рефакторинг и оптимизаци</w:t>
+        <w:t xml:space="preserve">осуществлен </w:t>
+      </w:r>
+      <w:proofErr w:type="spellStart"/>
+      <w:r>
+        <w:rPr>
+          <w:highlight w:val="cyan"/>
+        </w:rPr>
+        <w:t>рефакторинг</w:t>
+      </w:r>
+      <w:proofErr w:type="spellEnd"/>
+      <w:r>
+        <w:rPr>
+          <w:highlight w:val="cyan"/>
+        </w:rPr>
+        <w:t xml:space="preserve"> и оптимизаци</w:t>
       </w:r>
       <w:r>
         <w:rPr>
@@ -7914,20 +9583,54 @@
         </w:numPr>
       </w:pPr>
       <w:bookmarkStart w:id="11" w:name="_Ref196157656"/>
-      <w:r>
-        <w:t xml:space="preserve">Фленов М. Е. Библия C#. </w:t>
+      <w:proofErr w:type="spellStart"/>
+      <w:r>
+        <w:t>Фленов</w:t>
+      </w:r>
+      <w:proofErr w:type="spellEnd"/>
+      <w:r>
+        <w:t xml:space="preserve"> М. Е. Библия C#. </w:t>
       </w:r>
       <w:r>
         <w:t>–</w:t>
       </w:r>
       <w:r>
-        <w:t xml:space="preserve"> 6-е изд., перераб. и доп. / М.Е. Фленов. </w:t>
+        <w:t xml:space="preserve"> 6-е изд., </w:t>
+      </w:r>
+      <w:proofErr w:type="spellStart"/>
+      <w:r>
+        <w:t>перераб</w:t>
+      </w:r>
+      <w:proofErr w:type="spellEnd"/>
+      <w:proofErr w:type="gramStart"/>
+      <w:r>
+        <w:t>.</w:t>
+      </w:r>
+      <w:proofErr w:type="gramEnd"/>
+      <w:r>
+        <w:t xml:space="preserve"> и доп. / М.Е. </w:t>
+      </w:r>
+      <w:proofErr w:type="spellStart"/>
+      <w:r>
+        <w:t>Фленов</w:t>
+      </w:r>
+      <w:proofErr w:type="spellEnd"/>
+      <w:r>
+        <w:t xml:space="preserve">. </w:t>
       </w:r>
       <w:r>
         <w:t>–</w:t>
       </w:r>
       <w:r>
-        <w:t xml:space="preserve"> Санкт-Петербург : БХВ-Петербург, 2024. </w:t>
+        <w:t xml:space="preserve"> Санкт-</w:t>
+      </w:r>
+      <w:proofErr w:type="gramStart"/>
+      <w:r>
+        <w:t>Петербург :</w:t>
+      </w:r>
+      <w:proofErr w:type="gramEnd"/>
+      <w:r>
+        <w:t xml:space="preserve"> БХВ-Петербург, 2024. </w:t>
       </w:r>
       <w:r>
         <w:t>–</w:t>
@@ -7958,7 +9661,23 @@
           <w:color w:val="000000"/>
           <w:szCs w:val="28"/>
         </w:rPr>
-        <w:t xml:space="preserve">– Режим доступа: для зарегистрир. пользователей. – </w:t>
+        <w:t xml:space="preserve">– Режим доступа: для </w:t>
+      </w:r>
+      <w:proofErr w:type="spellStart"/>
+      <w:r>
+        <w:rPr>
+          <w:color w:val="000000"/>
+          <w:szCs w:val="28"/>
+        </w:rPr>
+        <w:t>зарегистрир</w:t>
+      </w:r>
+      <w:proofErr w:type="spellEnd"/>
+      <w:r>
+        <w:rPr>
+          <w:color w:val="000000"/>
+          <w:szCs w:val="28"/>
+        </w:rPr>
+        <w:t xml:space="preserve">. пользователей. – </w:t>
       </w:r>
       <w:r>
         <w:t>Текст: электронный.</w:t>
@@ -7991,6 +9710,7 @@
           <w:highlight w:val="darkGray"/>
         </w:rPr>
       </w:pPr>
+      <w:proofErr w:type="spellStart"/>
       <w:r>
         <w:rPr>
           <w:highlight w:val="darkGray"/>
@@ -7998,6 +9718,7 @@
         </w:rPr>
         <w:t>IBooks</w:t>
       </w:r>
+      <w:proofErr w:type="spellEnd"/>
       <w:r>
         <w:rPr>
           <w:highlight w:val="darkGray"/>
@@ -8020,6 +9741,7 @@
           </w:rPr>
           <w:t>://</w:t>
         </w:r>
+        <w:proofErr w:type="spellStart"/>
         <w:r>
           <w:rPr>
             <w:rStyle w:val="af7"/>
@@ -8028,6 +9750,7 @@
           </w:rPr>
           <w:t>ibooks</w:t>
         </w:r>
+        <w:proofErr w:type="spellEnd"/>
         <w:r>
           <w:rPr>
             <w:rStyle w:val="af7"/>
@@ -8035,6 +9758,7 @@
           </w:rPr>
           <w:t>.</w:t>
         </w:r>
+        <w:proofErr w:type="spellStart"/>
         <w:r>
           <w:rPr>
             <w:rStyle w:val="af7"/>
@@ -8043,6 +9767,7 @@
           </w:rPr>
           <w:t>ru</w:t>
         </w:r>
+        <w:proofErr w:type="spellEnd"/>
         <w:r>
           <w:rPr>
             <w:rStyle w:val="af7"/>
@@ -8102,6 +9827,7 @@
           </w:rPr>
           <w:t>.</w:t>
         </w:r>
+        <w:proofErr w:type="spellStart"/>
         <w:r>
           <w:rPr>
             <w:rStyle w:val="af7"/>
@@ -8110,6 +9836,7 @@
           </w:rPr>
           <w:t>lanbook</w:t>
         </w:r>
+        <w:proofErr w:type="spellEnd"/>
         <w:r>
           <w:rPr>
             <w:rStyle w:val="af7"/>
@@ -8141,11 +9868,19 @@
           <w:highlight w:val="darkGray"/>
         </w:rPr>
       </w:pPr>
+      <w:proofErr w:type="spellStart"/>
       <w:r>
         <w:rPr>
           <w:highlight w:val="darkGray"/>
         </w:rPr>
-        <w:t xml:space="preserve">Знаниум </w:t>
+        <w:t>Знаниум</w:t>
+      </w:r>
+      <w:proofErr w:type="spellEnd"/>
+      <w:r>
+        <w:rPr>
+          <w:highlight w:val="darkGray"/>
+        </w:rPr>
+        <w:t xml:space="preserve"> </w:t>
       </w:r>
       <w:hyperlink r:id="rId15" w:history="1">
         <w:r>
@@ -8164,11 +9899,19 @@
           <w:highlight w:val="darkGray"/>
         </w:rPr>
       </w:pPr>
+      <w:proofErr w:type="spellStart"/>
       <w:r>
         <w:rPr>
           <w:highlight w:val="darkGray"/>
         </w:rPr>
-        <w:t xml:space="preserve">Юрайт </w:t>
+        <w:t>Юрайт</w:t>
+      </w:r>
+      <w:proofErr w:type="spellEnd"/>
+      <w:r>
+        <w:rPr>
+          <w:highlight w:val="darkGray"/>
+        </w:rPr>
+        <w:t xml:space="preserve"> </w:t>
       </w:r>
       <w:hyperlink r:id="rId16" w:history="1">
         <w:r>
@@ -8273,6 +10016,7 @@
           <w:highlight w:val="darkGray"/>
         </w:rPr>
       </w:pPr>
+      <w:proofErr w:type="spellStart"/>
       <w:r>
         <w:rPr>
           <w:highlight w:val="darkGray"/>
@@ -8280,6 +10024,7 @@
         </w:rPr>
         <w:t>Metanit</w:t>
       </w:r>
+      <w:proofErr w:type="spellEnd"/>
       <w:r>
         <w:rPr>
           <w:highlight w:val="darkGray"/>
@@ -8401,6 +10146,7 @@
         <w:docPartUnique/>
       </w:docPartObj>
     </w:sdtPr>
+    <w:sdtEndPr/>
     <w:sdtContent>
       <w:p>
         <w:pPr>
@@ -8420,7 +10166,7 @@
           <w:rPr>
             <w:noProof/>
           </w:rPr>
-          <w:t>10</w:t>
+          <w:t>9</w:t>
         </w:r>
         <w:r>
           <w:fldChar w:fldCharType="end"/>
@@ -10254,6 +12000,7 @@
   <w:style w:type="character" w:default="1" w:styleId="a4">
     <w:name w:val="Default Paragraph Font"/>
     <w:uiPriority w:val="1"/>
+    <w:semiHidden/>
     <w:unhideWhenUsed/>
   </w:style>
   <w:style w:type="table" w:default="1" w:styleId="a5">
@@ -11303,7 +13050,7 @@
 </file>
 
 <file path=customXml/itemProps1.xml><?xml version="1.0" encoding="utf-8"?>
-<ds:datastoreItem xmlns:ds="http://schemas.openxmlformats.org/officeDocument/2006/customXml" ds:itemID="{E84BC78A-9F83-44EB-BD96-87332E441CD3}">
+<ds:datastoreItem xmlns:ds="http://schemas.openxmlformats.org/officeDocument/2006/customXml" ds:itemID="{6351C96E-1B79-4107-A51D-1C35CAB8E430}">
   <ds:schemaRefs>
     <ds:schemaRef ds:uri="http://schemas.openxmlformats.org/officeDocument/2006/bibliography"/>
   </ds:schemaRefs>
